--- a/movie-recommendation-system/report/movie_recommendation_report.docx
+++ b/movie-recommendation-system/report/movie_recommendation_report.docx
@@ -113,21 +113,7 @@
         <w:rPr>
           <w:color w:val="4A4A4A"/>
         </w:rPr>
-        <w:t xml:space="preserve">An end-to-end movie recommendation analysis combining user </w:t>
-      </w:r>
-      <w:proofErr w:type="spellStart"/>
-      <w:r>
-        <w:rPr>
-          <w:color w:val="4A4A4A"/>
-        </w:rPr>
-        <w:t>behaviour</w:t>
-      </w:r>
-      <w:proofErr w:type="spellEnd"/>
-      <w:r>
-        <w:rPr>
-          <w:color w:val="4A4A4A"/>
-        </w:rPr>
-        <w:t>,</w:t>
+        <w:t>An end-to-end movie recommendation analysis combining user behaviour,</w:t>
       </w:r>
     </w:p>
     <w:p>
@@ -164,12 +150,6 @@
         <w:gridCol w:w="6360"/>
       </w:tblGrid>
       <w:tr>
-        <w:tblPrEx>
-          <w:tblCellMar>
-            <w:top w:w="0" w:type="dxa"/>
-            <w:bottom w:w="0" w:type="dxa"/>
-          </w:tblCellMar>
-        </w:tblPrEx>
         <w:trPr>
           <w:tblHeader/>
         </w:trPr>
@@ -235,12 +215,6 @@
         </w:tc>
       </w:tr>
       <w:tr>
-        <w:tblPrEx>
-          <w:tblCellMar>
-            <w:top w:w="0" w:type="dxa"/>
-            <w:bottom w:w="0" w:type="dxa"/>
-          </w:tblCellMar>
-        </w:tblPrEx>
         <w:tc>
           <w:tcPr>
             <w:tcW w:w="3000" w:type="dxa"/>
@@ -293,18 +267,12 @@
                 <w:sz w:val="20"/>
                 <w:szCs w:val="20"/>
               </w:rPr>
-              <w:t>Data Science Graduation / Capstone Project</w:t>
+              <w:t xml:space="preserve">Data Mining Project </w:t>
             </w:r>
           </w:p>
         </w:tc>
       </w:tr>
       <w:tr>
-        <w:tblPrEx>
-          <w:tblCellMar>
-            <w:top w:w="0" w:type="dxa"/>
-            <w:bottom w:w="0" w:type="dxa"/>
-          </w:tblCellMar>
-        </w:tblPrEx>
         <w:tc>
           <w:tcPr>
             <w:tcW w:w="3000" w:type="dxa"/>
@@ -363,12 +331,6 @@
         </w:tc>
       </w:tr>
       <w:tr>
-        <w:tblPrEx>
-          <w:tblCellMar>
-            <w:top w:w="0" w:type="dxa"/>
-            <w:bottom w:w="0" w:type="dxa"/>
-          </w:tblCellMar>
-        </w:tblPrEx>
         <w:tc>
           <w:tcPr>
             <w:tcW w:w="3000" w:type="dxa"/>
@@ -421,36 +383,12 @@
                 <w:sz w:val="20"/>
                 <w:szCs w:val="20"/>
               </w:rPr>
-              <w:t xml:space="preserve">MovieLens + </w:t>
-            </w:r>
-            <w:proofErr w:type="spellStart"/>
-            <w:r>
-              <w:rPr>
-                <w:color w:val="4A4A4A"/>
-                <w:sz w:val="20"/>
-                <w:szCs w:val="20"/>
-              </w:rPr>
-              <w:t>TMDb</w:t>
-            </w:r>
-            <w:proofErr w:type="spellEnd"/>
-            <w:r>
-              <w:rPr>
-                <w:color w:val="4A4A4A"/>
-                <w:sz w:val="20"/>
-                <w:szCs w:val="20"/>
-              </w:rPr>
-              <w:t xml:space="preserve"> 5000 Movies</w:t>
+              <w:t>MovieLens + TMDb 5000 Movies</w:t>
             </w:r>
           </w:p>
         </w:tc>
       </w:tr>
       <w:tr>
-        <w:tblPrEx>
-          <w:tblCellMar>
-            <w:top w:w="0" w:type="dxa"/>
-            <w:bottom w:w="0" w:type="dxa"/>
-          </w:tblCellMar>
-        </w:tblPrEx>
         <w:tc>
           <w:tcPr>
             <w:tcW w:w="3000" w:type="dxa"/>
@@ -497,24 +435,60 @@
             </w:tcMar>
           </w:tcPr>
           <w:p>
-            <w:r>
-              <w:rPr>
-                <w:color w:val="4A4A4A"/>
-                <w:sz w:val="20"/>
-                <w:szCs w:val="20"/>
-              </w:rPr>
-              <w:t>Mohammed Ahmed &amp; Data Science Team</w:t>
+            <w:pPr>
+              <w:rPr>
+                <w:color w:val="4A4A4A"/>
+                <w:sz w:val="20"/>
+                <w:szCs w:val="20"/>
+              </w:rPr>
+            </w:pPr>
+            <w:r>
+              <w:rPr>
+                <w:color w:val="4A4A4A"/>
+                <w:sz w:val="20"/>
+                <w:szCs w:val="20"/>
+              </w:rPr>
+              <w:t>Abdulrahman Reda</w:t>
+            </w:r>
+            <w:r>
+              <w:rPr>
+                <w:color w:val="4A4A4A"/>
+                <w:sz w:val="20"/>
+                <w:szCs w:val="20"/>
+              </w:rPr>
+              <w:t xml:space="preserve"> &amp; </w:t>
+            </w:r>
+            <w:r>
+              <w:rPr>
+                <w:color w:val="4A4A4A"/>
+                <w:sz w:val="20"/>
+                <w:szCs w:val="20"/>
+              </w:rPr>
+              <w:t xml:space="preserve">Kareem Mohammed &amp; Kareem Abdulrahman </w:t>
+            </w:r>
+          </w:p>
+          <w:p>
+            <w:pPr>
+              <w:rPr>
+                <w:color w:val="4A4A4A"/>
+                <w:sz w:val="20"/>
+                <w:szCs w:val="20"/>
+              </w:rPr>
+            </w:pPr>
+          </w:p>
+          <w:p>
+            <w:r>
+              <w:rPr>
+                <w:color w:val="4A4A4A"/>
+                <w:sz w:val="20"/>
+                <w:szCs w:val="20"/>
+              </w:rPr>
+              <w:t>Shehab Mohammed &amp; Mohammed Salah</w:t>
             </w:r>
           </w:p>
         </w:tc>
       </w:tr>
       <w:tr>
-        <w:tblPrEx>
-          <w:tblCellMar>
-            <w:top w:w="0" w:type="dxa"/>
-            <w:bottom w:w="0" w:type="dxa"/>
-          </w:tblCellMar>
-        </w:tblPrEx>
         <w:tc>
           <w:tcPr>
             <w:tcW w:w="3000" w:type="dxa"/>
@@ -573,12 +547,6 @@
         </w:tc>
       </w:tr>
       <w:tr>
-        <w:tblPrEx>
-          <w:tblCellMar>
-            <w:top w:w="0" w:type="dxa"/>
-            <w:bottom w:w="0" w:type="dxa"/>
-          </w:tblCellMar>
-        </w:tblPrEx>
         <w:tc>
           <w:tcPr>
             <w:tcW w:w="3000" w:type="dxa"/>
@@ -631,7 +599,7 @@
                 <w:sz w:val="20"/>
                 <w:szCs w:val="20"/>
               </w:rPr>
-              <w:t>Final Report – Ready for Submission</w:t>
+              <w:t xml:space="preserve">Final Report </w:t>
             </w:r>
           </w:p>
         </w:tc>
@@ -687,340 +655,350 @@
     </w:p>
     <w:p>
       <w:pPr>
+        <w:pStyle w:val="ListParagraph"/>
+        <w:numPr>
+          <w:ilvl w:val="0"/>
+          <w:numId w:val="4"/>
+        </w:numPr>
         <w:spacing w:before="80" w:after="80"/>
-      </w:pPr>
-      <w:proofErr w:type="gramStart"/>
-      <w:r>
-        <w:rPr>
-          <w:color w:val="4A4A4A"/>
-        </w:rPr>
-        <w:t>01  Executive</w:t>
-      </w:r>
-      <w:proofErr w:type="gramEnd"/>
-      <w:r>
-        <w:rPr>
-          <w:color w:val="4A4A4A"/>
-        </w:rPr>
-        <w:t xml:space="preserve"> Summary</w:t>
-      </w:r>
-    </w:p>
-    <w:p>
-      <w:pPr>
+        <w:rPr>
+          <w:color w:val="4A4A4A"/>
+        </w:rPr>
+      </w:pPr>
+      <w:r>
+        <w:rPr>
+          <w:color w:val="4A4A4A"/>
+        </w:rPr>
+        <w:t>Executive Summary</w:t>
+      </w:r>
+    </w:p>
+    <w:p>
+      <w:pPr>
+        <w:pStyle w:val="ListParagraph"/>
+        <w:numPr>
+          <w:ilvl w:val="0"/>
+          <w:numId w:val="4"/>
+        </w:numPr>
         <w:spacing w:before="80" w:after="80"/>
-      </w:pPr>
-      <w:proofErr w:type="gramStart"/>
-      <w:r>
-        <w:rPr>
-          <w:color w:val="4A4A4A"/>
-        </w:rPr>
-        <w:t>02  Introduction</w:t>
-      </w:r>
-      <w:proofErr w:type="gramEnd"/>
-    </w:p>
-    <w:p>
-      <w:pPr>
+        <w:rPr>
+          <w:color w:val="4A4A4A"/>
+        </w:rPr>
+      </w:pPr>
+      <w:r>
+        <w:rPr>
+          <w:color w:val="4A4A4A"/>
+        </w:rPr>
+        <w:t>Introduction</w:t>
+      </w:r>
+    </w:p>
+    <w:p>
+      <w:pPr>
+        <w:pStyle w:val="ListParagraph"/>
+        <w:numPr>
+          <w:ilvl w:val="0"/>
+          <w:numId w:val="4"/>
+        </w:numPr>
         <w:spacing w:before="80" w:after="80"/>
-      </w:pPr>
-      <w:proofErr w:type="gramStart"/>
-      <w:r>
-        <w:rPr>
-          <w:color w:val="4A4A4A"/>
-        </w:rPr>
-        <w:t>03  Problem</w:t>
-      </w:r>
-      <w:proofErr w:type="gramEnd"/>
-      <w:r>
-        <w:rPr>
-          <w:color w:val="4A4A4A"/>
-        </w:rPr>
-        <w:t xml:space="preserve"> Statement</w:t>
-      </w:r>
-    </w:p>
-    <w:p>
-      <w:pPr>
+        <w:rPr>
+          <w:color w:val="4A4A4A"/>
+        </w:rPr>
+      </w:pPr>
+      <w:r>
+        <w:rPr>
+          <w:color w:val="4A4A4A"/>
+        </w:rPr>
+        <w:t>Problem Statement</w:t>
+      </w:r>
+    </w:p>
+    <w:p>
+      <w:pPr>
+        <w:pStyle w:val="ListParagraph"/>
+        <w:numPr>
+          <w:ilvl w:val="0"/>
+          <w:numId w:val="4"/>
+        </w:numPr>
         <w:spacing w:before="80" w:after="80"/>
-      </w:pPr>
-      <w:proofErr w:type="gramStart"/>
-      <w:r>
-        <w:rPr>
-          <w:color w:val="4A4A4A"/>
-        </w:rPr>
-        <w:t>04  Project</w:t>
-      </w:r>
-      <w:proofErr w:type="gramEnd"/>
-      <w:r>
-        <w:rPr>
-          <w:color w:val="4A4A4A"/>
-        </w:rPr>
-        <w:t xml:space="preserve"> Objectives</w:t>
-      </w:r>
-    </w:p>
-    <w:p>
-      <w:pPr>
+        <w:rPr>
+          <w:color w:val="4A4A4A"/>
+        </w:rPr>
+      </w:pPr>
+      <w:r>
+        <w:rPr>
+          <w:color w:val="4A4A4A"/>
+        </w:rPr>
+        <w:t>Project Objectives</w:t>
+      </w:r>
+    </w:p>
+    <w:p>
+      <w:pPr>
+        <w:pStyle w:val="ListParagraph"/>
+        <w:numPr>
+          <w:ilvl w:val="0"/>
+          <w:numId w:val="4"/>
+        </w:numPr>
         <w:spacing w:before="80" w:after="80"/>
-      </w:pPr>
-      <w:proofErr w:type="gramStart"/>
-      <w:r>
-        <w:rPr>
-          <w:color w:val="4A4A4A"/>
-        </w:rPr>
-        <w:t>05  Repository</w:t>
-      </w:r>
-      <w:proofErr w:type="gramEnd"/>
-      <w:r>
-        <w:rPr>
-          <w:color w:val="4A4A4A"/>
-        </w:rPr>
-        <w:t xml:space="preserve"> &amp; Project Structure</w:t>
-      </w:r>
-    </w:p>
-    <w:p>
-      <w:pPr>
+        <w:rPr>
+          <w:color w:val="4A4A4A"/>
+        </w:rPr>
+      </w:pPr>
+      <w:r>
+        <w:rPr>
+          <w:color w:val="4A4A4A"/>
+        </w:rPr>
+        <w:t>Repository &amp; Project Structure</w:t>
+      </w:r>
+    </w:p>
+    <w:p>
+      <w:pPr>
+        <w:pStyle w:val="ListParagraph"/>
+        <w:numPr>
+          <w:ilvl w:val="0"/>
+          <w:numId w:val="4"/>
+        </w:numPr>
         <w:spacing w:before="80" w:after="80"/>
-      </w:pPr>
-      <w:proofErr w:type="gramStart"/>
-      <w:r>
-        <w:rPr>
-          <w:color w:val="4A4A4A"/>
-        </w:rPr>
-        <w:t>06  Dataset</w:t>
-      </w:r>
-      <w:proofErr w:type="gramEnd"/>
-      <w:r>
-        <w:rPr>
-          <w:color w:val="4A4A4A"/>
-        </w:rPr>
-        <w:t xml:space="preserve"> Description</w:t>
-      </w:r>
-    </w:p>
-    <w:p>
-      <w:pPr>
+        <w:rPr>
+          <w:color w:val="4A4A4A"/>
+        </w:rPr>
+      </w:pPr>
+      <w:r>
+        <w:rPr>
+          <w:color w:val="4A4A4A"/>
+        </w:rPr>
+        <w:t>Dataset Description</w:t>
+      </w:r>
+    </w:p>
+    <w:p>
+      <w:pPr>
+        <w:pStyle w:val="ListParagraph"/>
+        <w:numPr>
+          <w:ilvl w:val="0"/>
+          <w:numId w:val="4"/>
+        </w:numPr>
         <w:spacing w:before="80" w:after="80"/>
-      </w:pPr>
-      <w:proofErr w:type="gramStart"/>
-      <w:r>
-        <w:rPr>
-          <w:color w:val="4A4A4A"/>
-        </w:rPr>
-        <w:t>07  Data</w:t>
-      </w:r>
-      <w:proofErr w:type="gramEnd"/>
-      <w:r>
-        <w:rPr>
-          <w:color w:val="4A4A4A"/>
-        </w:rPr>
-        <w:t xml:space="preserve"> Preparation and Cleaning</w:t>
-      </w:r>
-    </w:p>
-    <w:p>
-      <w:pPr>
+        <w:rPr>
+          <w:color w:val="4A4A4A"/>
+        </w:rPr>
+      </w:pPr>
+      <w:r>
+        <w:rPr>
+          <w:color w:val="4A4A4A"/>
+        </w:rPr>
+        <w:t>Data Preparation and Cleaning</w:t>
+      </w:r>
+    </w:p>
+    <w:p>
+      <w:pPr>
+        <w:pStyle w:val="ListParagraph"/>
+        <w:numPr>
+          <w:ilvl w:val="0"/>
+          <w:numId w:val="4"/>
+        </w:numPr>
         <w:spacing w:before="80" w:after="80"/>
-      </w:pPr>
-      <w:proofErr w:type="gramStart"/>
-      <w:r>
-        <w:rPr>
-          <w:color w:val="4A4A4A"/>
-        </w:rPr>
-        <w:t>08  System</w:t>
-      </w:r>
-      <w:proofErr w:type="gramEnd"/>
-      <w:r>
-        <w:rPr>
-          <w:color w:val="4A4A4A"/>
-        </w:rPr>
-        <w:t xml:space="preserve"> Architecture</w:t>
-      </w:r>
-    </w:p>
-    <w:p>
-      <w:pPr>
+        <w:rPr>
+          <w:color w:val="4A4A4A"/>
+        </w:rPr>
+      </w:pPr>
+      <w:r>
+        <w:rPr>
+          <w:color w:val="4A4A4A"/>
+        </w:rPr>
+        <w:t>System Architecture</w:t>
+      </w:r>
+    </w:p>
+    <w:p>
+      <w:pPr>
+        <w:pStyle w:val="ListParagraph"/>
+        <w:numPr>
+          <w:ilvl w:val="0"/>
+          <w:numId w:val="4"/>
+        </w:numPr>
         <w:spacing w:before="80" w:after="80"/>
-      </w:pPr>
-      <w:proofErr w:type="gramStart"/>
-      <w:r>
-        <w:rPr>
-          <w:color w:val="4A4A4A"/>
-        </w:rPr>
-        <w:t>09  Methodology</w:t>
-      </w:r>
-      <w:proofErr w:type="gramEnd"/>
-    </w:p>
-    <w:p>
-      <w:pPr>
+        <w:rPr>
+          <w:color w:val="4A4A4A"/>
+        </w:rPr>
+      </w:pPr>
+      <w:r>
+        <w:rPr>
+          <w:color w:val="4A4A4A"/>
+        </w:rPr>
+        <w:t>Methodology</w:t>
+      </w:r>
+    </w:p>
+    <w:p>
+      <w:pPr>
+        <w:pStyle w:val="ListParagraph"/>
+        <w:numPr>
+          <w:ilvl w:val="0"/>
+          <w:numId w:val="4"/>
+        </w:numPr>
         <w:spacing w:before="80" w:after="80"/>
-      </w:pPr>
-      <w:proofErr w:type="gramStart"/>
-      <w:r>
-        <w:rPr>
-          <w:color w:val="4A4A4A"/>
-        </w:rPr>
-        <w:t>10  Results</w:t>
-      </w:r>
-      <w:proofErr w:type="gramEnd"/>
-      <w:r>
-        <w:rPr>
-          <w:color w:val="4A4A4A"/>
-        </w:rPr>
-        <w:t xml:space="preserve"> and Findings</w:t>
-      </w:r>
-    </w:p>
-    <w:p>
-      <w:pPr>
+        <w:rPr>
+          <w:color w:val="4A4A4A"/>
+        </w:rPr>
+      </w:pPr>
+      <w:r>
+        <w:rPr>
+          <w:color w:val="4A4A4A"/>
+        </w:rPr>
+        <w:t>Results and Findings</w:t>
+      </w:r>
+    </w:p>
+    <w:p>
+      <w:pPr>
+        <w:pStyle w:val="ListParagraph"/>
+        <w:numPr>
+          <w:ilvl w:val="0"/>
+          <w:numId w:val="4"/>
+        </w:numPr>
         <w:spacing w:before="80" w:after="80"/>
-      </w:pPr>
-      <w:proofErr w:type="gramStart"/>
-      <w:r>
-        <w:rPr>
-          <w:color w:val="4A4A4A"/>
-        </w:rPr>
-        <w:t>11  Visualization</w:t>
-      </w:r>
-      <w:proofErr w:type="gramEnd"/>
-      <w:r>
-        <w:rPr>
-          <w:color w:val="4A4A4A"/>
-        </w:rPr>
-        <w:t xml:space="preserve"> &amp; Insight Interpretation</w:t>
-      </w:r>
-    </w:p>
-    <w:p>
-      <w:pPr>
+        <w:rPr>
+          <w:color w:val="4A4A4A"/>
+        </w:rPr>
+      </w:pPr>
+      <w:r>
+        <w:rPr>
+          <w:color w:val="4A4A4A"/>
+        </w:rPr>
+        <w:t>Visualization &amp; Insight Interpretation</w:t>
+      </w:r>
+    </w:p>
+    <w:p>
+      <w:pPr>
+        <w:pStyle w:val="ListParagraph"/>
+        <w:numPr>
+          <w:ilvl w:val="0"/>
+          <w:numId w:val="4"/>
+        </w:numPr>
         <w:spacing w:before="80" w:after="80"/>
-      </w:pPr>
-      <w:proofErr w:type="gramStart"/>
-      <w:r>
-        <w:rPr>
-          <w:color w:val="4A4A4A"/>
-        </w:rPr>
-        <w:t>12  Hybrid</w:t>
-      </w:r>
-      <w:proofErr w:type="gramEnd"/>
-      <w:r>
-        <w:rPr>
-          <w:color w:val="4A4A4A"/>
-        </w:rPr>
-        <w:t xml:space="preserve"> Recommendation Engine</w:t>
-      </w:r>
-    </w:p>
-    <w:p>
-      <w:pPr>
+        <w:rPr>
+          <w:color w:val="4A4A4A"/>
+        </w:rPr>
+      </w:pPr>
+      <w:r>
+        <w:rPr>
+          <w:color w:val="4A4A4A"/>
+        </w:rPr>
+        <w:t>Hybrid Recommendation Engine</w:t>
+      </w:r>
+    </w:p>
+    <w:p>
+      <w:pPr>
+        <w:pStyle w:val="ListParagraph"/>
+        <w:numPr>
+          <w:ilvl w:val="0"/>
+          <w:numId w:val="4"/>
+        </w:numPr>
         <w:spacing w:before="80" w:after="80"/>
-      </w:pPr>
-      <w:proofErr w:type="gramStart"/>
-      <w:r>
-        <w:rPr>
-          <w:color w:val="4A4A4A"/>
-        </w:rPr>
-        <w:t>13  Comparative</w:t>
-      </w:r>
-      <w:proofErr w:type="gramEnd"/>
-      <w:r>
-        <w:rPr>
-          <w:color w:val="4A4A4A"/>
-        </w:rPr>
-        <w:t xml:space="preserve"> Analysis</w:t>
-      </w:r>
-    </w:p>
-    <w:p>
-      <w:pPr>
+        <w:rPr>
+          <w:color w:val="4A4A4A"/>
+        </w:rPr>
+      </w:pPr>
+      <w:r>
+        <w:rPr>
+          <w:color w:val="4A4A4A"/>
+        </w:rPr>
+        <w:t>Comparative Analysis</w:t>
+      </w:r>
+    </w:p>
+    <w:p>
+      <w:pPr>
+        <w:pStyle w:val="ListParagraph"/>
+        <w:numPr>
+          <w:ilvl w:val="0"/>
+          <w:numId w:val="4"/>
+        </w:numPr>
         <w:spacing w:before="80" w:after="80"/>
-      </w:pPr>
-      <w:proofErr w:type="gramStart"/>
-      <w:r>
-        <w:rPr>
-          <w:color w:val="4A4A4A"/>
-        </w:rPr>
-        <w:t>14  Technologies</w:t>
-      </w:r>
-      <w:proofErr w:type="gramEnd"/>
-      <w:r>
-        <w:rPr>
-          <w:color w:val="4A4A4A"/>
-        </w:rPr>
-        <w:t xml:space="preserve"> Used</w:t>
-      </w:r>
-    </w:p>
-    <w:p>
-      <w:pPr>
+        <w:rPr>
+          <w:color w:val="4A4A4A"/>
+        </w:rPr>
+      </w:pPr>
+      <w:r>
+        <w:rPr>
+          <w:color w:val="4A4A4A"/>
+        </w:rPr>
+        <w:t>Technologies Used</w:t>
+      </w:r>
+    </w:p>
+    <w:p>
+      <w:pPr>
+        <w:pStyle w:val="ListParagraph"/>
+        <w:numPr>
+          <w:ilvl w:val="0"/>
+          <w:numId w:val="4"/>
+        </w:numPr>
         <w:spacing w:before="80" w:after="80"/>
-      </w:pPr>
-      <w:proofErr w:type="gramStart"/>
-      <w:r>
-        <w:rPr>
-          <w:color w:val="4A4A4A"/>
-        </w:rPr>
-        <w:t>15  Business</w:t>
-      </w:r>
-      <w:proofErr w:type="gramEnd"/>
-      <w:r>
-        <w:rPr>
-          <w:color w:val="4A4A4A"/>
-        </w:rPr>
-        <w:t xml:space="preserve"> Value</w:t>
-      </w:r>
-    </w:p>
-    <w:p>
-      <w:pPr>
+        <w:rPr>
+          <w:color w:val="4A4A4A"/>
+        </w:rPr>
+      </w:pPr>
+      <w:r>
+        <w:rPr>
+          <w:color w:val="4A4A4A"/>
+        </w:rPr>
+        <w:t>Business Value</w:t>
+      </w:r>
+    </w:p>
+    <w:p>
+      <w:pPr>
+        <w:pStyle w:val="ListParagraph"/>
+        <w:numPr>
+          <w:ilvl w:val="0"/>
+          <w:numId w:val="4"/>
+        </w:numPr>
         <w:spacing w:before="80" w:after="80"/>
-      </w:pPr>
-      <w:proofErr w:type="gramStart"/>
-      <w:r>
-        <w:rPr>
-          <w:color w:val="4A4A4A"/>
-        </w:rPr>
-        <w:t>16  Challenges</w:t>
-      </w:r>
-      <w:proofErr w:type="gramEnd"/>
-      <w:r>
-        <w:rPr>
-          <w:color w:val="4A4A4A"/>
-        </w:rPr>
-        <w:t xml:space="preserve"> and Limitations</w:t>
-      </w:r>
-    </w:p>
-    <w:p>
-      <w:pPr>
+        <w:rPr>
+          <w:color w:val="4A4A4A"/>
+        </w:rPr>
+      </w:pPr>
+      <w:r>
+        <w:rPr>
+          <w:color w:val="4A4A4A"/>
+        </w:rPr>
+        <w:t>Challenges and Limitations</w:t>
+      </w:r>
+    </w:p>
+    <w:p>
+      <w:pPr>
+        <w:pStyle w:val="ListParagraph"/>
+        <w:numPr>
+          <w:ilvl w:val="0"/>
+          <w:numId w:val="4"/>
+        </w:numPr>
         <w:spacing w:before="80" w:after="80"/>
-      </w:pPr>
-      <w:proofErr w:type="gramStart"/>
-      <w:r>
-        <w:rPr>
-          <w:color w:val="4A4A4A"/>
-        </w:rPr>
-        <w:t>17  Future</w:t>
-      </w:r>
-      <w:proofErr w:type="gramEnd"/>
-      <w:r>
-        <w:rPr>
-          <w:color w:val="4A4A4A"/>
-        </w:rPr>
-        <w:t xml:space="preserve"> Work</w:t>
-      </w:r>
-    </w:p>
-    <w:p>
-      <w:pPr>
+        <w:rPr>
+          <w:color w:val="4A4A4A"/>
+        </w:rPr>
+      </w:pPr>
+      <w:r>
+        <w:rPr>
+          <w:color w:val="4A4A4A"/>
+        </w:rPr>
+        <w:t>Conclusion</w:t>
+      </w:r>
+    </w:p>
+    <w:p>
+      <w:pPr>
+        <w:pStyle w:val="ListParagraph"/>
+        <w:numPr>
+          <w:ilvl w:val="0"/>
+          <w:numId w:val="4"/>
+        </w:numPr>
         <w:spacing w:before="80" w:after="80"/>
-      </w:pPr>
-      <w:proofErr w:type="gramStart"/>
-      <w:r>
-        <w:rPr>
-          <w:color w:val="4A4A4A"/>
-        </w:rPr>
-        <w:t>18  Conclusion</w:t>
-      </w:r>
-      <w:proofErr w:type="gramEnd"/>
+        <w:rPr>
+          <w:color w:val="4A4A4A"/>
+        </w:rPr>
+      </w:pPr>
+      <w:r>
+        <w:rPr>
+          <w:color w:val="4A4A4A"/>
+        </w:rPr>
+        <w:t>References</w:t>
+      </w:r>
     </w:p>
     <w:p>
       <w:pPr>
         <w:spacing w:before="80" w:after="80"/>
       </w:pPr>
-      <w:proofErr w:type="gramStart"/>
-      <w:r>
-        <w:rPr>
-          <w:color w:val="4A4A4A"/>
-        </w:rPr>
-        <w:t>19  References</w:t>
-      </w:r>
-      <w:proofErr w:type="gramEnd"/>
     </w:p>
     <w:p>
       <w:r>
@@ -1288,21 +1266,7 @@
         <w:rPr>
           <w:color w:val="4A4A4A"/>
         </w:rPr>
-        <w:t xml:space="preserve"> together), structural signals (which movies are influential inside a co-watching network), and semantic signals (which movies share similar descriptions at a meaning level). The three pipelines were implemented in </w:t>
-      </w:r>
-      <w:proofErr w:type="spellStart"/>
-      <w:r>
-        <w:rPr>
-          <w:color w:val="4A4A4A"/>
-        </w:rPr>
-        <w:t>Jupyter</w:t>
-      </w:r>
-      <w:proofErr w:type="spellEnd"/>
-      <w:r>
-        <w:rPr>
-          <w:color w:val="4A4A4A"/>
-        </w:rPr>
-        <w:t xml:space="preserve"> notebooks, tracked on GitHub, and brought together into a hybrid scoring formula that can be deployed as a recommendation API.</w:t>
+        <w:t xml:space="preserve"> together), structural signals (which movies are influential inside a co-watching network), and semantic signals (which movies share similar descriptions at a meaning level). The three pipelines were implemented in Jupyter notebooks, tracked on GitHub, and brought together into a hybrid scoring formula that can be deployed as a recommendation API.</w:t>
       </w:r>
     </w:p>
     <w:p>
@@ -1600,21 +1564,7 @@
         <w:rPr>
           <w:color w:val="4A4A4A"/>
         </w:rPr>
-        <w:t xml:space="preserve">Collect and integrate MovieLens and </w:t>
-      </w:r>
-      <w:proofErr w:type="spellStart"/>
-      <w:r>
-        <w:rPr>
-          <w:color w:val="4A4A4A"/>
-        </w:rPr>
-        <w:t>TMDb</w:t>
-      </w:r>
-      <w:proofErr w:type="spellEnd"/>
-      <w:r>
-        <w:rPr>
-          <w:color w:val="4A4A4A"/>
-        </w:rPr>
-        <w:t xml:space="preserve"> datasets into a single, clean working dataset.</w:t>
+        <w:t>Collect and integrate MovieLens and TMDb datasets into a single, clean working dataset.</w:t>
       </w:r>
     </w:p>
     <w:p>
@@ -1646,21 +1596,7 @@
         <w:rPr>
           <w:color w:val="4A4A4A"/>
         </w:rPr>
-        <w:t xml:space="preserve">Run pattern mining: Apply FP-Growth (and optionally </w:t>
-      </w:r>
-      <w:proofErr w:type="spellStart"/>
-      <w:r>
-        <w:rPr>
-          <w:color w:val="4A4A4A"/>
-        </w:rPr>
-        <w:t>Apriori</w:t>
-      </w:r>
-      <w:proofErr w:type="spellEnd"/>
-      <w:r>
-        <w:rPr>
-          <w:color w:val="4A4A4A"/>
-        </w:rPr>
-        <w:t>) to extract frequent movie combinations.</w:t>
+        <w:t>Run pattern mining: Apply FP-Growth (and optionally Apriori) to extract frequent movie combinations.</w:t>
       </w:r>
     </w:p>
     <w:p>
@@ -1752,19 +1688,11 @@
         </w:numPr>
         <w:spacing w:before="60" w:after="60"/>
       </w:pPr>
-      <w:proofErr w:type="spellStart"/>
-      <w:r>
-        <w:rPr>
-          <w:color w:val="4A4A4A"/>
-        </w:rPr>
-        <w:t>Visualise</w:t>
-      </w:r>
-      <w:proofErr w:type="spellEnd"/>
-      <w:r>
-        <w:rPr>
-          <w:color w:val="4A4A4A"/>
-        </w:rPr>
-        <w:t xml:space="preserve"> outputs: Produce interpretable charts for pattern mining results, graph structure, and similarity scores.</w:t>
+      <w:r>
+        <w:rPr>
+          <w:color w:val="4A4A4A"/>
+        </w:rPr>
+        <w:t>Visualise outputs: Produce interpretable charts for pattern mining results, graph structure, and similarity scores.</w:t>
       </w:r>
     </w:p>
     <w:p>
@@ -1896,12 +1824,6 @@
         <w:gridCol w:w="5860"/>
       </w:tblGrid>
       <w:tr>
-        <w:tblPrEx>
-          <w:tblCellMar>
-            <w:top w:w="0" w:type="dxa"/>
-            <w:bottom w:w="0" w:type="dxa"/>
-          </w:tblCellMar>
-        </w:tblPrEx>
         <w:trPr>
           <w:tblHeader/>
         </w:trPr>
@@ -1967,12 +1889,6 @@
         </w:tc>
       </w:tr>
       <w:tr>
-        <w:tblPrEx>
-          <w:tblCellMar>
-            <w:top w:w="0" w:type="dxa"/>
-            <w:bottom w:w="0" w:type="dxa"/>
-          </w:tblCellMar>
-        </w:tblPrEx>
         <w:tc>
           <w:tcPr>
             <w:tcW w:w="3500" w:type="dxa"/>
@@ -2031,12 +1947,6 @@
         </w:tc>
       </w:tr>
       <w:tr>
-        <w:tblPrEx>
-          <w:tblCellMar>
-            <w:top w:w="0" w:type="dxa"/>
-            <w:bottom w:w="0" w:type="dxa"/>
-          </w:tblCellMar>
-        </w:tblPrEx>
         <w:tc>
           <w:tcPr>
             <w:tcW w:w="3500" w:type="dxa"/>
@@ -2089,36 +1999,12 @@
                 <w:sz w:val="20"/>
                 <w:szCs w:val="20"/>
               </w:rPr>
-              <w:t xml:space="preserve">Original unmodified datasets (MovieLens + </w:t>
-            </w:r>
-            <w:proofErr w:type="spellStart"/>
-            <w:r>
-              <w:rPr>
-                <w:color w:val="4A4A4A"/>
-                <w:sz w:val="20"/>
-                <w:szCs w:val="20"/>
-              </w:rPr>
-              <w:t>TMDb</w:t>
-            </w:r>
-            <w:proofErr w:type="spellEnd"/>
-            <w:r>
-              <w:rPr>
-                <w:color w:val="4A4A4A"/>
-                <w:sz w:val="20"/>
-                <w:szCs w:val="20"/>
-              </w:rPr>
-              <w:t>)</w:t>
+              <w:t>Original unmodified datasets (MovieLens + TMDb)</w:t>
             </w:r>
           </w:p>
         </w:tc>
       </w:tr>
       <w:tr>
-        <w:tblPrEx>
-          <w:tblCellMar>
-            <w:top w:w="0" w:type="dxa"/>
-            <w:bottom w:w="0" w:type="dxa"/>
-          </w:tblCellMar>
-        </w:tblPrEx>
         <w:tc>
           <w:tcPr>
             <w:tcW w:w="3500" w:type="dxa"/>
@@ -2177,12 +2063,6 @@
         </w:tc>
       </w:tr>
       <w:tr>
-        <w:tblPrEx>
-          <w:tblCellMar>
-            <w:top w:w="0" w:type="dxa"/>
-            <w:bottom w:w="0" w:type="dxa"/>
-          </w:tblCellMar>
-        </w:tblPrEx>
         <w:tc>
           <w:tcPr>
             <w:tcW w:w="3500" w:type="dxa"/>
@@ -2235,36 +2115,12 @@
                 <w:sz w:val="20"/>
                 <w:szCs w:val="20"/>
               </w:rPr>
-              <w:t xml:space="preserve">Five </w:t>
-            </w:r>
-            <w:proofErr w:type="spellStart"/>
-            <w:r>
-              <w:rPr>
-                <w:color w:val="4A4A4A"/>
-                <w:sz w:val="20"/>
-                <w:szCs w:val="20"/>
-              </w:rPr>
-              <w:t>Jupyter</w:t>
-            </w:r>
-            <w:proofErr w:type="spellEnd"/>
-            <w:r>
-              <w:rPr>
-                <w:color w:val="4A4A4A"/>
-                <w:sz w:val="20"/>
-                <w:szCs w:val="20"/>
-              </w:rPr>
-              <w:t xml:space="preserve"> notebooks, one per analysis phase</w:t>
+              <w:t>Five Jupyter notebooks, one per analysis phase</w:t>
             </w:r>
           </w:p>
         </w:tc>
       </w:tr>
       <w:tr>
-        <w:tblPrEx>
-          <w:tblCellMar>
-            <w:top w:w="0" w:type="dxa"/>
-            <w:bottom w:w="0" w:type="dxa"/>
-          </w:tblCellMar>
-        </w:tblPrEx>
         <w:tc>
           <w:tcPr>
             <w:tcW w:w="3500" w:type="dxa"/>
@@ -2323,12 +2179,6 @@
         </w:tc>
       </w:tr>
       <w:tr>
-        <w:tblPrEx>
-          <w:tblCellMar>
-            <w:top w:w="0" w:type="dxa"/>
-            <w:bottom w:w="0" w:type="dxa"/>
-          </w:tblCellMar>
-        </w:tblPrEx>
         <w:tc>
           <w:tcPr>
             <w:tcW w:w="3500" w:type="dxa"/>
@@ -2387,12 +2237,6 @@
         </w:tc>
       </w:tr>
       <w:tr>
-        <w:tblPrEx>
-          <w:tblCellMar>
-            <w:top w:w="0" w:type="dxa"/>
-            <w:bottom w:w="0" w:type="dxa"/>
-          </w:tblCellMar>
-        </w:tblPrEx>
         <w:tc>
           <w:tcPr>
             <w:tcW w:w="3500" w:type="dxa"/>
@@ -2418,18 +2262,8 @@
                 <w:sz w:val="20"/>
                 <w:szCs w:val="20"/>
               </w:rPr>
-              <w:t>.</w:t>
-            </w:r>
-            <w:proofErr w:type="spellStart"/>
-            <w:r>
-              <w:rPr>
-                <w:color w:val="4A4A4A"/>
-                <w:sz w:val="20"/>
-                <w:szCs w:val="20"/>
-              </w:rPr>
-              <w:t>gitignore</w:t>
-            </w:r>
-            <w:proofErr w:type="spellEnd"/>
+              <w:t>.gitignore</w:t>
+            </w:r>
             <w:proofErr w:type="gramEnd"/>
           </w:p>
         </w:tc>
@@ -2457,28 +2291,12 @@
                 <w:sz w:val="20"/>
                 <w:szCs w:val="20"/>
               </w:rPr>
-              <w:t xml:space="preserve">Standard Python </w:t>
-            </w:r>
-            <w:proofErr w:type="spellStart"/>
-            <w:r>
-              <w:rPr>
-                <w:color w:val="4A4A4A"/>
-                <w:sz w:val="20"/>
-                <w:szCs w:val="20"/>
-              </w:rPr>
-              <w:t>gitignore</w:t>
-            </w:r>
-            <w:proofErr w:type="spellEnd"/>
+              <w:t>Standard Python gitignore</w:t>
+            </w:r>
           </w:p>
         </w:tc>
       </w:tr>
       <w:tr>
-        <w:tblPrEx>
-          <w:tblCellMar>
-            <w:top w:w="0" w:type="dxa"/>
-            <w:bottom w:w="0" w:type="dxa"/>
-          </w:tblCellMar>
-        </w:tblPrEx>
         <w:tc>
           <w:tcPr>
             <w:tcW w:w="3500" w:type="dxa"/>
@@ -2547,15 +2365,7 @@
         <w:pStyle w:val="Heading2"/>
       </w:pPr>
       <w:r>
-        <w:t xml:space="preserve">5.2 </w:t>
-      </w:r>
-      <w:proofErr w:type="spellStart"/>
-      <w:r>
-        <w:t>Jupyter</w:t>
-      </w:r>
-      <w:proofErr w:type="spellEnd"/>
-      <w:r>
-        <w:t xml:space="preserve"> Notebooks</w:t>
+        <w:t>5.2 Jupyter Notebooks</w:t>
       </w:r>
     </w:p>
     <w:p>
@@ -2611,12 +2421,6 @@
         <w:gridCol w:w="5460"/>
       </w:tblGrid>
       <w:tr>
-        <w:tblPrEx>
-          <w:tblCellMar>
-            <w:top w:w="0" w:type="dxa"/>
-            <w:bottom w:w="0" w:type="dxa"/>
-          </w:tblCellMar>
-        </w:tblPrEx>
         <w:trPr>
           <w:tblHeader/>
         </w:trPr>
@@ -2712,12 +2516,6 @@
         </w:tc>
       </w:tr>
       <w:tr>
-        <w:tblPrEx>
-          <w:tblCellMar>
-            <w:top w:w="0" w:type="dxa"/>
-            <w:bottom w:w="0" w:type="dxa"/>
-          </w:tblCellMar>
-        </w:tblPrEx>
         <w:tc>
           <w:tcPr>
             <w:tcW w:w="600" w:type="dxa"/>
@@ -2764,7 +2562,6 @@
             </w:tcMar>
           </w:tcPr>
           <w:p>
-            <w:proofErr w:type="spellStart"/>
             <w:r>
               <w:rPr>
                 <w:color w:val="4A4A4A"/>
@@ -2782,7 +2579,6 @@
               </w:rPr>
               <w:t>preprocessing.ipynb</w:t>
             </w:r>
-            <w:proofErr w:type="spellEnd"/>
             <w:proofErr w:type="gramEnd"/>
           </w:p>
         </w:tc>
@@ -2816,12 +2612,6 @@
         </w:tc>
       </w:tr>
       <w:tr>
-        <w:tblPrEx>
-          <w:tblCellMar>
-            <w:top w:w="0" w:type="dxa"/>
-            <w:bottom w:w="0" w:type="dxa"/>
-          </w:tblCellMar>
-        </w:tblPrEx>
         <w:tc>
           <w:tcPr>
             <w:tcW w:w="600" w:type="dxa"/>
@@ -2868,7 +2658,6 @@
             </w:tcMar>
           </w:tcPr>
           <w:p>
-            <w:proofErr w:type="spellStart"/>
             <w:r>
               <w:rPr>
                 <w:color w:val="4A4A4A"/>
@@ -2886,7 +2675,6 @@
               </w:rPr>
               <w:t>mining.ipynb</w:t>
             </w:r>
-            <w:proofErr w:type="spellEnd"/>
             <w:proofErr w:type="gramEnd"/>
           </w:p>
         </w:tc>
@@ -2914,36 +2702,12 @@
                 <w:sz w:val="20"/>
                 <w:szCs w:val="20"/>
               </w:rPr>
-              <w:t xml:space="preserve">Run FP-Growth, extract frequent </w:t>
-            </w:r>
-            <w:proofErr w:type="spellStart"/>
-            <w:r>
-              <w:rPr>
-                <w:color w:val="4A4A4A"/>
-                <w:sz w:val="20"/>
-                <w:szCs w:val="20"/>
-              </w:rPr>
-              <w:t>itemsets</w:t>
-            </w:r>
-            <w:proofErr w:type="spellEnd"/>
-            <w:r>
-              <w:rPr>
-                <w:color w:val="4A4A4A"/>
-                <w:sz w:val="20"/>
-                <w:szCs w:val="20"/>
-              </w:rPr>
-              <w:t xml:space="preserve"> and association rules, export CSVs</w:t>
+              <w:t>Run FP-Growth, extract frequent itemsets and association rules, export CSVs</w:t>
             </w:r>
           </w:p>
         </w:tc>
       </w:tr>
       <w:tr>
-        <w:tblPrEx>
-          <w:tblCellMar>
-            <w:top w:w="0" w:type="dxa"/>
-            <w:bottom w:w="0" w:type="dxa"/>
-          </w:tblCellMar>
-        </w:tblPrEx>
         <w:tc>
           <w:tcPr>
             <w:tcW w:w="600" w:type="dxa"/>
@@ -2990,7 +2754,6 @@
             </w:tcMar>
           </w:tcPr>
           <w:p>
-            <w:proofErr w:type="spellStart"/>
             <w:r>
               <w:rPr>
                 <w:color w:val="4A4A4A"/>
@@ -3008,7 +2771,6 @@
               </w:rPr>
               <w:t>analysis.ipynb</w:t>
             </w:r>
-            <w:proofErr w:type="spellEnd"/>
             <w:proofErr w:type="gramEnd"/>
           </w:p>
         </w:tc>
@@ -3042,12 +2804,6 @@
         </w:tc>
       </w:tr>
       <w:tr>
-        <w:tblPrEx>
-          <w:tblCellMar>
-            <w:top w:w="0" w:type="dxa"/>
-            <w:bottom w:w="0" w:type="dxa"/>
-          </w:tblCellMar>
-        </w:tblPrEx>
         <w:tc>
           <w:tcPr>
             <w:tcW w:w="600" w:type="dxa"/>
@@ -3094,7 +2850,6 @@
             </w:tcMar>
           </w:tcPr>
           <w:p>
-            <w:proofErr w:type="spellStart"/>
             <w:r>
               <w:rPr>
                 <w:color w:val="4A4A4A"/>
@@ -3112,7 +2867,6 @@
               </w:rPr>
               <w:t>analysis.ipynb</w:t>
             </w:r>
-            <w:proofErr w:type="spellEnd"/>
             <w:proofErr w:type="gramEnd"/>
           </w:p>
         </w:tc>
@@ -3146,12 +2900,6 @@
         </w:tc>
       </w:tr>
       <w:tr>
-        <w:tblPrEx>
-          <w:tblCellMar>
-            <w:top w:w="0" w:type="dxa"/>
-            <w:bottom w:w="0" w:type="dxa"/>
-          </w:tblCellMar>
-        </w:tblPrEx>
         <w:tc>
           <w:tcPr>
             <w:tcW w:w="600" w:type="dxa"/>
@@ -3198,7 +2946,6 @@
             </w:tcMar>
           </w:tcPr>
           <w:p>
-            <w:proofErr w:type="spellStart"/>
             <w:proofErr w:type="gramStart"/>
             <w:r>
               <w:rPr>
@@ -3208,7 +2955,6 @@
               </w:rPr>
               <w:t>visualization.ipynb</w:t>
             </w:r>
-            <w:proofErr w:type="spellEnd"/>
             <w:proofErr w:type="gramEnd"/>
           </w:p>
         </w:tc>
@@ -3293,21 +3039,7 @@
         <w:rPr>
           <w:color w:val="4A4A4A"/>
         </w:rPr>
-        <w:t xml:space="preserve">Two publicly available datasets power the project. MovieLens provides the behavioral layer (who watched what), and </w:t>
-      </w:r>
-      <w:proofErr w:type="spellStart"/>
-      <w:r>
-        <w:rPr>
-          <w:color w:val="4A4A4A"/>
-        </w:rPr>
-        <w:t>TMDb</w:t>
-      </w:r>
-      <w:proofErr w:type="spellEnd"/>
-      <w:r>
-        <w:rPr>
-          <w:color w:val="4A4A4A"/>
-        </w:rPr>
-        <w:t xml:space="preserve"> provides the content layer (what each movie is about).</w:t>
+        <w:t>Two publicly available datasets power the project. MovieLens provides the behavioral layer (who watched what), and TMDb provides the content layer (what each movie is about).</w:t>
       </w:r>
     </w:p>
     <w:p>
@@ -3331,21 +3063,7 @@
         <w:rPr>
           <w:color w:val="4A4A4A"/>
         </w:rPr>
-        <w:t xml:space="preserve">MovieLens is a benchmark dataset maintained by the </w:t>
-      </w:r>
-      <w:proofErr w:type="spellStart"/>
-      <w:r>
-        <w:rPr>
-          <w:color w:val="4A4A4A"/>
-        </w:rPr>
-        <w:t>GroupLens</w:t>
-      </w:r>
-      <w:proofErr w:type="spellEnd"/>
-      <w:r>
-        <w:rPr>
-          <w:color w:val="4A4A4A"/>
-        </w:rPr>
-        <w:t xml:space="preserve"> research lab at the University of Minnesota. It has been used in recommendation system research for decades.</w:t>
+        <w:t>MovieLens is a benchmark dataset maintained by the GroupLens research lab at the University of Minnesota. It has been used in recommendation system research for decades.</w:t>
       </w:r>
     </w:p>
     <w:p>
@@ -3366,21 +3084,7 @@
         <w:rPr>
           <w:color w:val="4A4A4A"/>
         </w:rPr>
-        <w:t xml:space="preserve">movies.csv: Each row is one movie. Columns include </w:t>
-      </w:r>
-      <w:proofErr w:type="spellStart"/>
-      <w:r>
-        <w:rPr>
-          <w:color w:val="4A4A4A"/>
-        </w:rPr>
-        <w:t>movieId</w:t>
-      </w:r>
-      <w:proofErr w:type="spellEnd"/>
-      <w:r>
-        <w:rPr>
-          <w:color w:val="4A4A4A"/>
-        </w:rPr>
-        <w:t>, title (includes release year), and genres (pipe-delimited list).</w:t>
+        <w:t>movies.csv: Each row is one movie. Columns include movieId, title (includes release year), and genres (pipe-delimited list).</w:t>
       </w:r>
     </w:p>
     <w:p>
@@ -3396,35 +3100,7 @@
         <w:rPr>
           <w:color w:val="4A4A4A"/>
         </w:rPr>
-        <w:t xml:space="preserve">ratings.csv: Each row is one user-movie rating event. Columns include </w:t>
-      </w:r>
-      <w:proofErr w:type="spellStart"/>
-      <w:r>
-        <w:rPr>
-          <w:color w:val="4A4A4A"/>
-        </w:rPr>
-        <w:t>userId</w:t>
-      </w:r>
-      <w:proofErr w:type="spellEnd"/>
-      <w:r>
-        <w:rPr>
-          <w:color w:val="4A4A4A"/>
-        </w:rPr>
-        <w:t xml:space="preserve">, </w:t>
-      </w:r>
-      <w:proofErr w:type="spellStart"/>
-      <w:r>
-        <w:rPr>
-          <w:color w:val="4A4A4A"/>
-        </w:rPr>
-        <w:t>movieId</w:t>
-      </w:r>
-      <w:proofErr w:type="spellEnd"/>
-      <w:r>
-        <w:rPr>
-          <w:color w:val="4A4A4A"/>
-        </w:rPr>
-        <w:t>, rating (0.5–5.0), and timestamp.</w:t>
+        <w:t>ratings.csv: Each row is one user-movie rating event. Columns include userId, movieId, rating (0.5–5.0), and timestamp.</w:t>
       </w:r>
     </w:p>
     <w:p>
@@ -3437,15 +3113,7 @@
         <w:pStyle w:val="Heading2"/>
       </w:pPr>
       <w:r>
-        <w:t xml:space="preserve">6.2 </w:t>
-      </w:r>
-      <w:proofErr w:type="spellStart"/>
-      <w:r>
-        <w:t>TMDb</w:t>
-      </w:r>
-      <w:proofErr w:type="spellEnd"/>
-      <w:r>
-        <w:t xml:space="preserve"> 5000 Movies Dataset</w:t>
+        <w:t>6.2 TMDb 5000 Movies Dataset</w:t>
       </w:r>
     </w:p>
     <w:p>
@@ -3456,21 +3124,7 @@
         <w:rPr>
           <w:color w:val="4A4A4A"/>
         </w:rPr>
-        <w:t xml:space="preserve">The </w:t>
-      </w:r>
-      <w:proofErr w:type="spellStart"/>
-      <w:r>
-        <w:rPr>
-          <w:color w:val="4A4A4A"/>
-        </w:rPr>
-        <w:t>TMDb</w:t>
-      </w:r>
-      <w:proofErr w:type="spellEnd"/>
-      <w:r>
-        <w:rPr>
-          <w:color w:val="4A4A4A"/>
-        </w:rPr>
-        <w:t xml:space="preserve"> dataset adds a rich content layer. The file tmdb_5000_movies.csv includes:</w:t>
+        <w:t>The TMDb dataset adds a rich content layer. The file tmdb_5000_movies.csv includes:</w:t>
       </w:r>
     </w:p>
     <w:p>
@@ -3523,35 +3177,7 @@
         <w:rPr>
           <w:color w:val="4A4A4A"/>
         </w:rPr>
-        <w:t xml:space="preserve">popularity, </w:t>
-      </w:r>
-      <w:proofErr w:type="spellStart"/>
-      <w:r>
-        <w:rPr>
-          <w:color w:val="4A4A4A"/>
-        </w:rPr>
-        <w:t>vote_average</w:t>
-      </w:r>
-      <w:proofErr w:type="spellEnd"/>
-      <w:r>
-        <w:rPr>
-          <w:color w:val="4A4A4A"/>
-        </w:rPr>
-        <w:t xml:space="preserve">, </w:t>
-      </w:r>
-      <w:proofErr w:type="spellStart"/>
-      <w:r>
-        <w:rPr>
-          <w:color w:val="4A4A4A"/>
-        </w:rPr>
-        <w:t>vote_count</w:t>
-      </w:r>
-      <w:proofErr w:type="spellEnd"/>
-      <w:r>
-        <w:rPr>
-          <w:color w:val="4A4A4A"/>
-        </w:rPr>
-        <w:t>: Numerical signals that help calibrate support thresholds.</w:t>
+        <w:t>popularity, vote_average, vote_count: Numerical signals that help calibrate support thresholds.</w:t>
       </w:r>
     </w:p>
     <w:p>
@@ -3563,19 +3189,11 @@
         </w:numPr>
         <w:spacing w:before="60" w:after="60"/>
       </w:pPr>
-      <w:proofErr w:type="spellStart"/>
-      <w:r>
-        <w:rPr>
-          <w:color w:val="4A4A4A"/>
-        </w:rPr>
-        <w:t>release_date</w:t>
-      </w:r>
-      <w:proofErr w:type="spellEnd"/>
-      <w:r>
-        <w:rPr>
-          <w:color w:val="4A4A4A"/>
-        </w:rPr>
-        <w:t>, runtime, budget, revenue: Contextual metadata used for exploratory analysis.</w:t>
+      <w:r>
+        <w:rPr>
+          <w:color w:val="4A4A4A"/>
+        </w:rPr>
+        <w:t>release_date, runtime, budget, revenue: Contextual metadata used for exploratory analysis.</w:t>
       </w:r>
     </w:p>
     <w:p>
@@ -3619,12 +3237,6 @@
         <w:gridCol w:w="2060"/>
       </w:tblGrid>
       <w:tr>
-        <w:tblPrEx>
-          <w:tblCellMar>
-            <w:top w:w="0" w:type="dxa"/>
-            <w:bottom w:w="0" w:type="dxa"/>
-          </w:tblCellMar>
-        </w:tblPrEx>
         <w:trPr>
           <w:tblHeader/>
         </w:trPr>
@@ -3720,12 +3332,6 @@
         </w:tc>
       </w:tr>
       <w:tr>
-        <w:tblPrEx>
-          <w:tblCellMar>
-            <w:top w:w="0" w:type="dxa"/>
-            <w:bottom w:w="0" w:type="dxa"/>
-          </w:tblCellMar>
-        </w:tblPrEx>
         <w:tc>
           <w:tcPr>
             <w:tcW w:w="2800" w:type="dxa"/>
@@ -3812,12 +3418,6 @@
         </w:tc>
       </w:tr>
       <w:tr>
-        <w:tblPrEx>
-          <w:tblCellMar>
-            <w:top w:w="0" w:type="dxa"/>
-            <w:bottom w:w="0" w:type="dxa"/>
-          </w:tblCellMar>
-        </w:tblPrEx>
         <w:tc>
           <w:tcPr>
             <w:tcW w:w="2800" w:type="dxa"/>
@@ -3904,12 +3504,6 @@
         </w:tc>
       </w:tr>
       <w:tr>
-        <w:tblPrEx>
-          <w:tblCellMar>
-            <w:top w:w="0" w:type="dxa"/>
-            <w:bottom w:w="0" w:type="dxa"/>
-          </w:tblCellMar>
-        </w:tblPrEx>
         <w:tc>
           <w:tcPr>
             <w:tcW w:w="2800" w:type="dxa"/>
@@ -3962,25 +3556,7 @@
                 <w:sz w:val="20"/>
                 <w:szCs w:val="20"/>
               </w:rPr>
-              <w:t xml:space="preserve">Movie sets that appear together in at least </w:t>
-            </w:r>
-            <w:proofErr w:type="spellStart"/>
-            <w:r>
-              <w:rPr>
-                <w:color w:val="4A4A4A"/>
-                <w:sz w:val="20"/>
-                <w:szCs w:val="20"/>
-              </w:rPr>
-              <w:t>min_support</w:t>
-            </w:r>
-            <w:proofErr w:type="spellEnd"/>
-            <w:r>
-              <w:rPr>
-                <w:color w:val="4A4A4A"/>
-                <w:sz w:val="20"/>
-                <w:szCs w:val="20"/>
-              </w:rPr>
-              <w:t xml:space="preserve"> fraction of transactions</w:t>
+              <w:t>Movie sets that appear together in at least min_support fraction of transactions</w:t>
             </w:r>
           </w:p>
         </w:tc>
@@ -4014,12 +3590,6 @@
         </w:tc>
       </w:tr>
       <w:tr>
-        <w:tblPrEx>
-          <w:tblCellMar>
-            <w:top w:w="0" w:type="dxa"/>
-            <w:bottom w:w="0" w:type="dxa"/>
-          </w:tblCellMar>
-        </w:tblPrEx>
         <w:tc>
           <w:tcPr>
             <w:tcW w:w="2800" w:type="dxa"/>
@@ -4106,12 +3676,6 @@
         </w:tc>
       </w:tr>
       <w:tr>
-        <w:tblPrEx>
-          <w:tblCellMar>
-            <w:top w:w="0" w:type="dxa"/>
-            <w:bottom w:w="0" w:type="dxa"/>
-          </w:tblCellMar>
-        </w:tblPrEx>
         <w:tc>
           <w:tcPr>
             <w:tcW w:w="2800" w:type="dxa"/>
@@ -4164,43 +3728,7 @@
                 <w:sz w:val="20"/>
                 <w:szCs w:val="20"/>
               </w:rPr>
-              <w:t>Edge list: (</w:t>
-            </w:r>
-            <w:proofErr w:type="spellStart"/>
-            <w:r>
-              <w:rPr>
-                <w:color w:val="4A4A4A"/>
-                <w:sz w:val="20"/>
-                <w:szCs w:val="20"/>
-              </w:rPr>
-              <w:t>source_movie</w:t>
-            </w:r>
-            <w:proofErr w:type="spellEnd"/>
-            <w:r>
-              <w:rPr>
-                <w:color w:val="4A4A4A"/>
-                <w:sz w:val="20"/>
-                <w:szCs w:val="20"/>
-              </w:rPr>
-              <w:t xml:space="preserve">, </w:t>
-            </w:r>
-            <w:proofErr w:type="spellStart"/>
-            <w:r>
-              <w:rPr>
-                <w:color w:val="4A4A4A"/>
-                <w:sz w:val="20"/>
-                <w:szCs w:val="20"/>
-              </w:rPr>
-              <w:t>target_movie</w:t>
-            </w:r>
-            <w:proofErr w:type="spellEnd"/>
-            <w:r>
-              <w:rPr>
-                <w:color w:val="4A4A4A"/>
-                <w:sz w:val="20"/>
-                <w:szCs w:val="20"/>
-              </w:rPr>
-              <w:t>, weight)</w:t>
+              <w:t>Edge list: (source_movie, target_movie, weight)</w:t>
             </w:r>
           </w:p>
         </w:tc>
@@ -4234,12 +3762,6 @@
         </w:tc>
       </w:tr>
       <w:tr>
-        <w:tblPrEx>
-          <w:tblCellMar>
-            <w:top w:w="0" w:type="dxa"/>
-            <w:bottom w:w="0" w:type="dxa"/>
-          </w:tblCellMar>
-        </w:tblPrEx>
         <w:tc>
           <w:tcPr>
             <w:tcW w:w="2800" w:type="dxa"/>
@@ -4326,12 +3848,6 @@
         </w:tc>
       </w:tr>
       <w:tr>
-        <w:tblPrEx>
-          <w:tblCellMar>
-            <w:top w:w="0" w:type="dxa"/>
-            <w:bottom w:w="0" w:type="dxa"/>
-          </w:tblCellMar>
-        </w:tblPrEx>
         <w:tc>
           <w:tcPr>
             <w:tcW w:w="2800" w:type="dxa"/>
@@ -4418,12 +3934,6 @@
         </w:tc>
       </w:tr>
       <w:tr>
-        <w:tblPrEx>
-          <w:tblCellMar>
-            <w:top w:w="0" w:type="dxa"/>
-            <w:bottom w:w="0" w:type="dxa"/>
-          </w:tblCellMar>
-        </w:tblPrEx>
         <w:tc>
           <w:tcPr>
             <w:tcW w:w="2800" w:type="dxa"/>
@@ -4571,14 +4081,7 @@
         <w:rPr>
           <w:color w:val="4A4A4A"/>
         </w:rPr>
-        <w:t xml:space="preserve">Raw data rarely arrives ready to use. The cleaning pipeline ran inside </w:t>
-      </w:r>
-      <w:proofErr w:type="spellStart"/>
-      <w:r>
-        <w:rPr>
-          <w:color w:val="4A4A4A"/>
-        </w:rPr>
-        <w:t>data_</w:t>
+        <w:t>Raw data rarely arrives ready to use. The cleaning pipeline ran inside data_</w:t>
       </w:r>
       <w:proofErr w:type="gramStart"/>
       <w:r>
@@ -4587,7 +4090,6 @@
         </w:rPr>
         <w:t>preprocessing.ipynb</w:t>
       </w:r>
-      <w:proofErr w:type="spellEnd"/>
       <w:proofErr w:type="gramEnd"/>
       <w:r>
         <w:rPr>
@@ -4617,21 +4119,7 @@
         <w:rPr>
           <w:color w:val="4A4A4A"/>
         </w:rPr>
-        <w:t xml:space="preserve">All three raw files were loaded and immediately profiled: shape (rows x columns), column data types, null counts per column, and a sample of values. This early audit caught several issues — for instance, </w:t>
-      </w:r>
-      <w:proofErr w:type="spellStart"/>
-      <w:r>
-        <w:rPr>
-          <w:color w:val="4A4A4A"/>
-        </w:rPr>
-        <w:t>movieId</w:t>
-      </w:r>
-      <w:proofErr w:type="spellEnd"/>
-      <w:r>
-        <w:rPr>
-          <w:color w:val="4A4A4A"/>
-        </w:rPr>
-        <w:t xml:space="preserve"> appearing as a float in one file and an integer in another.</w:t>
+        <w:t>All three raw files were loaded and immediately profiled: shape (rows x columns), column data types, null counts per column, and a sample of values. This early audit caught several issues — for instance, movieId appearing as a float in one file and an integer in another.</w:t>
       </w:r>
     </w:p>
     <w:p>
@@ -4655,35 +4143,7 @@
         <w:rPr>
           <w:color w:val="4A4A4A"/>
         </w:rPr>
-        <w:t xml:space="preserve">Missing values fell into two categories. Critical fields — title, </w:t>
-      </w:r>
-      <w:proofErr w:type="spellStart"/>
-      <w:r>
-        <w:rPr>
-          <w:color w:val="4A4A4A"/>
-        </w:rPr>
-        <w:t>userId</w:t>
-      </w:r>
-      <w:proofErr w:type="spellEnd"/>
-      <w:r>
-        <w:rPr>
-          <w:color w:val="4A4A4A"/>
-        </w:rPr>
-        <w:t xml:space="preserve">, </w:t>
-      </w:r>
-      <w:proofErr w:type="spellStart"/>
-      <w:r>
-        <w:rPr>
-          <w:color w:val="4A4A4A"/>
-        </w:rPr>
-        <w:t>movieId</w:t>
-      </w:r>
-      <w:proofErr w:type="spellEnd"/>
-      <w:r>
-        <w:rPr>
-          <w:color w:val="4A4A4A"/>
-        </w:rPr>
-        <w:t xml:space="preserve"> — cannot be imputed meaningfully; records where these were null were dropped entirely. Non-critical fields, like runtime or budget, were retained with null markers. Movies without a description were excluded from the BERT pipeline but retained in the behavioral and graph analyses.</w:t>
+        <w:t>Missing values fell into two categories. Critical fields — title, userId, movieId — cannot be imputed meaningfully; records where these were null were dropped entirely. Non-critical fields, like runtime or budget, were retained with null markers. Movies without a description were excluded from the BERT pipeline but retained in the behavioral and graph analyses.</w:t>
       </w:r>
     </w:p>
     <w:p>
@@ -4734,76 +4194,18 @@
         <w:pStyle w:val="Heading2"/>
       </w:pPr>
       <w:r>
-        <w:t xml:space="preserve">7.4 </w:t>
-      </w:r>
-      <w:proofErr w:type="spellStart"/>
-      <w:r>
-        <w:t>Standardising</w:t>
-      </w:r>
-      <w:proofErr w:type="spellEnd"/>
-      <w:r>
-        <w:t xml:space="preserve"> Columns and Types</w:t>
+        <w:t>7.4 Standardising Columns and Types</w:t>
       </w:r>
     </w:p>
     <w:p>
       <w:pPr>
         <w:spacing w:before="80" w:after="80"/>
       </w:pPr>
-      <w:proofErr w:type="spellStart"/>
-      <w:r>
-        <w:rPr>
-          <w:color w:val="4A4A4A"/>
-        </w:rPr>
-        <w:t>movieId</w:t>
-      </w:r>
-      <w:proofErr w:type="spellEnd"/>
-      <w:r>
-        <w:rPr>
-          <w:color w:val="4A4A4A"/>
-        </w:rPr>
-        <w:t xml:space="preserve"> was cast to integer across both datasets to ensure clean joins. Column names were </w:t>
-      </w:r>
-      <w:proofErr w:type="spellStart"/>
-      <w:r>
-        <w:rPr>
-          <w:color w:val="4A4A4A"/>
-        </w:rPr>
-        <w:t>normalised</w:t>
-      </w:r>
-      <w:proofErr w:type="spellEnd"/>
-      <w:r>
-        <w:rPr>
-          <w:color w:val="4A4A4A"/>
-        </w:rPr>
-        <w:t xml:space="preserve"> to </w:t>
-      </w:r>
-      <w:proofErr w:type="spellStart"/>
-      <w:r>
-        <w:rPr>
-          <w:color w:val="4A4A4A"/>
-        </w:rPr>
-        <w:t>snake_case</w:t>
-      </w:r>
-      <w:proofErr w:type="spellEnd"/>
-      <w:r>
-        <w:rPr>
-          <w:color w:val="4A4A4A"/>
-        </w:rPr>
-        <w:t xml:space="preserve">. The genres field in </w:t>
-      </w:r>
-      <w:proofErr w:type="spellStart"/>
-      <w:r>
-        <w:rPr>
-          <w:color w:val="4A4A4A"/>
-        </w:rPr>
-        <w:t>TMDb</w:t>
-      </w:r>
-      <w:proofErr w:type="spellEnd"/>
-      <w:r>
-        <w:rPr>
-          <w:color w:val="4A4A4A"/>
-        </w:rPr>
-        <w:t xml:space="preserve"> was parsed from JSON into a plain comma-separated string. Text fields were stripped of leading/trailing whitespace.</w:t>
+      <w:r>
+        <w:rPr>
+          <w:color w:val="4A4A4A"/>
+        </w:rPr>
+        <w:t>movieId was cast to integer across both datasets to ensure clean joins. Column names were normalised to snake_case. The genres field in TMDb was parsed from JSON into a plain comma-separated string. Text fields were stripped of leading/trailing whitespace.</w:t>
       </w:r>
     </w:p>
     <w:p>
@@ -4827,35 +4229,7 @@
         <w:rPr>
           <w:color w:val="4A4A4A"/>
         </w:rPr>
-        <w:t xml:space="preserve">MovieLens ratings were left-joined with MovieLens movie metadata on </w:t>
-      </w:r>
-      <w:proofErr w:type="spellStart"/>
-      <w:r>
-        <w:rPr>
-          <w:color w:val="4A4A4A"/>
-        </w:rPr>
-        <w:t>movieId</w:t>
-      </w:r>
-      <w:proofErr w:type="spellEnd"/>
-      <w:r>
-        <w:rPr>
-          <w:color w:val="4A4A4A"/>
-        </w:rPr>
-        <w:t xml:space="preserve"> to bring in titles and genres. The result was then joined with the </w:t>
-      </w:r>
-      <w:proofErr w:type="spellStart"/>
-      <w:r>
-        <w:rPr>
-          <w:color w:val="4A4A4A"/>
-        </w:rPr>
-        <w:t>TMDb</w:t>
-      </w:r>
-      <w:proofErr w:type="spellEnd"/>
-      <w:r>
-        <w:rPr>
-          <w:color w:val="4A4A4A"/>
-        </w:rPr>
-        <w:t xml:space="preserve"> dataset to bring in the overview text and additional metadata. The final cleaned_dataset.csv carries behavioral signals and content signals in a single file.</w:t>
+        <w:t>MovieLens ratings were left-joined with MovieLens movie metadata on movieId to bring in titles and genres. The result was then joined with the TMDb dataset to bring in the overview text and additional metadata. The final cleaned_dataset.csv carries behavioral signals and content signals in a single file.</w:t>
       </w:r>
     </w:p>
     <w:p>
@@ -4900,21 +4274,7 @@
         <w:rPr>
           <w:color w:val="4A4A4A"/>
         </w:rPr>
-        <w:t xml:space="preserve">Pattern mining: Ratings were grouped by </w:t>
-      </w:r>
-      <w:proofErr w:type="spellStart"/>
-      <w:r>
-        <w:rPr>
-          <w:color w:val="4A4A4A"/>
-        </w:rPr>
-        <w:t>userId</w:t>
-      </w:r>
-      <w:proofErr w:type="spellEnd"/>
-      <w:r>
-        <w:rPr>
-          <w:color w:val="4A4A4A"/>
-        </w:rPr>
-        <w:t>. Each user's complete set of watched movie titles became one transaction row. Only movies with a rating &gt;= 3.0 were included.</w:t>
+        <w:t>Pattern mining: Ratings were grouped by userId. Each user's complete set of watched movie titles became one transaction row. Only movies with a rating &gt;= 3.0 were included.</w:t>
       </w:r>
     </w:p>
     <w:p>
@@ -4948,20 +4308,12 @@
         </w:rPr>
         <w:t xml:space="preserve">BERT analysis: Overview text was lowercased, Unicode </w:t>
       </w:r>
-      <w:proofErr w:type="spellStart"/>
       <w:proofErr w:type="gramStart"/>
       <w:r>
         <w:rPr>
           <w:color w:val="4A4A4A"/>
         </w:rPr>
-        <w:t>normalised</w:t>
-      </w:r>
-      <w:proofErr w:type="spellEnd"/>
-      <w:r>
-        <w:rPr>
-          <w:color w:val="4A4A4A"/>
-        </w:rPr>
-        <w:t>, and</w:t>
+        <w:t>normalised, and</w:t>
       </w:r>
       <w:proofErr w:type="gramEnd"/>
       <w:r>
@@ -5081,12 +4433,6 @@
         <w:gridCol w:w="6060"/>
       </w:tblGrid>
       <w:tr>
-        <w:tblPrEx>
-          <w:tblCellMar>
-            <w:top w:w="0" w:type="dxa"/>
-            <w:bottom w:w="0" w:type="dxa"/>
-          </w:tblCellMar>
-        </w:tblPrEx>
         <w:trPr>
           <w:tblHeader/>
         </w:trPr>
@@ -5182,12 +4528,6 @@
         </w:tc>
       </w:tr>
       <w:tr>
-        <w:tblPrEx>
-          <w:tblCellMar>
-            <w:top w:w="0" w:type="dxa"/>
-            <w:bottom w:w="0" w:type="dxa"/>
-          </w:tblCellMar>
-        </w:tblPrEx>
         <w:tc>
           <w:tcPr>
             <w:tcW w:w="800" w:type="dxa"/>
@@ -5268,36 +4608,12 @@
                 <w:sz w:val="20"/>
                 <w:szCs w:val="20"/>
               </w:rPr>
-              <w:t xml:space="preserve">MovieLens (movies.csv, ratings.csv) + </w:t>
-            </w:r>
-            <w:proofErr w:type="spellStart"/>
-            <w:r>
-              <w:rPr>
-                <w:color w:val="4A4A4A"/>
-                <w:sz w:val="20"/>
-                <w:szCs w:val="20"/>
-              </w:rPr>
-              <w:t>TMDb</w:t>
-            </w:r>
-            <w:proofErr w:type="spellEnd"/>
-            <w:r>
-              <w:rPr>
-                <w:color w:val="4A4A4A"/>
-                <w:sz w:val="20"/>
-                <w:szCs w:val="20"/>
-              </w:rPr>
-              <w:t xml:space="preserve"> (tmdb_5000_movies.csv)</w:t>
+              <w:t>MovieLens (movies.csv, ratings.csv) + TMDb (tmdb_5000_movies.csv)</w:t>
             </w:r>
           </w:p>
         </w:tc>
       </w:tr>
       <w:tr>
-        <w:tblPrEx>
-          <w:tblCellMar>
-            <w:top w:w="0" w:type="dxa"/>
-            <w:bottom w:w="0" w:type="dxa"/>
-          </w:tblCellMar>
-        </w:tblPrEx>
         <w:tc>
           <w:tcPr>
             <w:tcW w:w="800" w:type="dxa"/>
@@ -5396,28 +4712,12 @@
                 <w:sz w:val="20"/>
                 <w:szCs w:val="20"/>
               </w:rPr>
-              <w:t xml:space="preserve">, integration, type </w:t>
-            </w:r>
-            <w:proofErr w:type="spellStart"/>
-            <w:r>
-              <w:rPr>
-                <w:color w:val="4A4A4A"/>
-                <w:sz w:val="20"/>
-                <w:szCs w:val="20"/>
-              </w:rPr>
-              <w:t>standardisation</w:t>
-            </w:r>
-            <w:proofErr w:type="spellEnd"/>
+              <w:t>, integration, type standardisation</w:t>
+            </w:r>
           </w:p>
         </w:tc>
       </w:tr>
       <w:tr>
-        <w:tblPrEx>
-          <w:tblCellMar>
-            <w:top w:w="0" w:type="dxa"/>
-            <w:bottom w:w="0" w:type="dxa"/>
-          </w:tblCellMar>
-        </w:tblPrEx>
         <w:tc>
           <w:tcPr>
             <w:tcW w:w="800" w:type="dxa"/>
@@ -5504,12 +4804,6 @@
         </w:tc>
       </w:tr>
       <w:tr>
-        <w:tblPrEx>
-          <w:tblCellMar>
-            <w:top w:w="0" w:type="dxa"/>
-            <w:bottom w:w="0" w:type="dxa"/>
-          </w:tblCellMar>
-        </w:tblPrEx>
         <w:tc>
           <w:tcPr>
             <w:tcW w:w="800" w:type="dxa"/>
@@ -5596,12 +4890,6 @@
         </w:tc>
       </w:tr>
       <w:tr>
-        <w:tblPrEx>
-          <w:tblCellMar>
-            <w:top w:w="0" w:type="dxa"/>
-            <w:bottom w:w="0" w:type="dxa"/>
-          </w:tblCellMar>
-        </w:tblPrEx>
         <w:tc>
           <w:tcPr>
             <w:tcW w:w="800" w:type="dxa"/>
@@ -5688,12 +4976,6 @@
         </w:tc>
       </w:tr>
       <w:tr>
-        <w:tblPrEx>
-          <w:tblCellMar>
-            <w:top w:w="0" w:type="dxa"/>
-            <w:bottom w:w="0" w:type="dxa"/>
-          </w:tblCellMar>
-        </w:tblPrEx>
         <w:tc>
           <w:tcPr>
             <w:tcW w:w="800" w:type="dxa"/>
@@ -5780,12 +5062,6 @@
         </w:tc>
       </w:tr>
       <w:tr>
-        <w:tblPrEx>
-          <w:tblCellMar>
-            <w:top w:w="0" w:type="dxa"/>
-            <w:bottom w:w="0" w:type="dxa"/>
-          </w:tblCellMar>
-        </w:tblPrEx>
         <w:tc>
           <w:tcPr>
             <w:tcW w:w="800" w:type="dxa"/>
@@ -5872,12 +5148,6 @@
         </w:tc>
       </w:tr>
       <w:tr>
-        <w:tblPrEx>
-          <w:tblCellMar>
-            <w:top w:w="0" w:type="dxa"/>
-            <w:bottom w:w="0" w:type="dxa"/>
-          </w:tblCellMar>
-        </w:tblPrEx>
         <w:tc>
           <w:tcPr>
             <w:tcW w:w="800" w:type="dxa"/>
@@ -5964,12 +5234,6 @@
         </w:tc>
       </w:tr>
       <w:tr>
-        <w:tblPrEx>
-          <w:tblCellMar>
-            <w:top w:w="0" w:type="dxa"/>
-            <w:bottom w:w="0" w:type="dxa"/>
-          </w:tblCellMar>
-        </w:tblPrEx>
         <w:tc>
           <w:tcPr>
             <w:tcW w:w="800" w:type="dxa"/>
@@ -6056,12 +5320,6 @@
         </w:tc>
       </w:tr>
       <w:tr>
-        <w:tblPrEx>
-          <w:tblCellMar>
-            <w:top w:w="0" w:type="dxa"/>
-            <w:bottom w:w="0" w:type="dxa"/>
-          </w:tblCellMar>
-        </w:tblPrEx>
         <w:tc>
           <w:tcPr>
             <w:tcW w:w="800" w:type="dxa"/>
@@ -6108,7 +5366,6 @@
             </w:tcMar>
           </w:tcPr>
           <w:p>
-            <w:proofErr w:type="spellStart"/>
             <w:r>
               <w:rPr>
                 <w:color w:val="4A4A4A"/>
@@ -6117,7 +5374,6 @@
               </w:rPr>
               <w:t>Visualisation</w:t>
             </w:r>
-            <w:proofErr w:type="spellEnd"/>
           </w:p>
         </w:tc>
         <w:tc>
@@ -6260,35 +5516,7 @@
         <w:rPr>
           <w:color w:val="4A4A4A"/>
         </w:rPr>
-        <w:t xml:space="preserve">FP-Growth was chosen over the older </w:t>
-      </w:r>
-      <w:proofErr w:type="spellStart"/>
-      <w:r>
-        <w:rPr>
-          <w:color w:val="4A4A4A"/>
-        </w:rPr>
-        <w:t>Apriori</w:t>
-      </w:r>
-      <w:proofErr w:type="spellEnd"/>
-      <w:r>
-        <w:rPr>
-          <w:color w:val="4A4A4A"/>
-        </w:rPr>
-        <w:t xml:space="preserve"> algorithm for its memory efficiency on large transaction sets. Instead of generating and testing candidate </w:t>
-      </w:r>
-      <w:proofErr w:type="spellStart"/>
-      <w:r>
-        <w:rPr>
-          <w:color w:val="4A4A4A"/>
-        </w:rPr>
-        <w:t>itemsets</w:t>
-      </w:r>
-      <w:proofErr w:type="spellEnd"/>
-      <w:r>
-        <w:rPr>
-          <w:color w:val="4A4A4A"/>
-        </w:rPr>
-        <w:t xml:space="preserve"> iteratively, FP-Growth builds a compressed prefix-tree (FP-tree) of the transaction database and mines it directly.</w:t>
+        <w:t>FP-Growth was chosen over the older Apriori algorithm for its memory efficiency on large transaction sets. Instead of generating and testing candidate itemsets iteratively, FP-Growth builds a compressed prefix-tree (FP-tree) of the transaction database and mines it directly.</w:t>
       </w:r>
     </w:p>
     <w:p>
@@ -6338,12 +5566,6 @@
         <w:gridCol w:w="2960"/>
       </w:tblGrid>
       <w:tr>
-        <w:tblPrEx>
-          <w:tblCellMar>
-            <w:top w:w="0" w:type="dxa"/>
-            <w:bottom w:w="0" w:type="dxa"/>
-          </w:tblCellMar>
-        </w:tblPrEx>
         <w:trPr>
           <w:tblHeader/>
         </w:trPr>
@@ -6469,12 +5691,6 @@
         </w:tc>
       </w:tr>
       <w:tr>
-        <w:tblPrEx>
-          <w:tblCellMar>
-            <w:top w:w="0" w:type="dxa"/>
-            <w:bottom w:w="0" w:type="dxa"/>
-          </w:tblCellMar>
-        </w:tblPrEx>
         <w:tc>
           <w:tcPr>
             <w:tcW w:w="1600" w:type="dxa"/>
@@ -6599,12 +5815,6 @@
         </w:tc>
       </w:tr>
       <w:tr>
-        <w:tblPrEx>
-          <w:tblCellMar>
-            <w:top w:w="0" w:type="dxa"/>
-            <w:bottom w:w="0" w:type="dxa"/>
-          </w:tblCellMar>
-        </w:tblPrEx>
         <w:tc>
           <w:tcPr>
             <w:tcW w:w="1600" w:type="dxa"/>
@@ -6729,12 +5939,6 @@
         </w:tc>
       </w:tr>
       <w:tr>
-        <w:tblPrEx>
-          <w:tblCellMar>
-            <w:top w:w="0" w:type="dxa"/>
-            <w:bottom w:w="0" w:type="dxa"/>
-          </w:tblCellMar>
-        </w:tblPrEx>
         <w:tc>
           <w:tcPr>
             <w:tcW w:w="1600" w:type="dxa"/>
@@ -6849,12 +6053,6 @@
         </w:tc>
       </w:tr>
       <w:tr>
-        <w:tblPrEx>
-          <w:tblCellMar>
-            <w:top w:w="0" w:type="dxa"/>
-            <w:bottom w:w="0" w:type="dxa"/>
-          </w:tblCellMar>
-        </w:tblPrEx>
         <w:tc>
           <w:tcPr>
             <w:tcW w:w="1600" w:type="dxa"/>
@@ -7212,21 +6410,7 @@
         <w:rPr>
           <w:color w:val="4A4A4A"/>
         </w:rPr>
-        <w:t xml:space="preserve">Sentence-BERT (SBERT) fine-tunes BERT using a </w:t>
-      </w:r>
-      <w:proofErr w:type="spellStart"/>
-      <w:r>
-        <w:rPr>
-          <w:color w:val="4A4A4A"/>
-        </w:rPr>
-        <w:t>siamese</w:t>
-      </w:r>
-      <w:proofErr w:type="spellEnd"/>
-      <w:r>
-        <w:rPr>
-          <w:color w:val="4A4A4A"/>
-        </w:rPr>
-        <w:t xml:space="preserve"> network architecture that makes the resulting sentence-level embeddings directly comparable by cosine distance. This makes it practical for the N x N similarity computation — standard BERT would require N² separate inference passes.</w:t>
+        <w:t>Sentence-BERT (SBERT) fine-tunes BERT using a siamese network architecture that makes the resulting sentence-level embeddings directly comparable by cosine distance. This makes it practical for the N x N similarity computation — standard BERT would require N² separate inference passes.</w:t>
       </w:r>
     </w:p>
     <w:p>
@@ -7260,35 +6444,7 @@
         <w:rPr>
           <w:color w:val="4A4A4A"/>
         </w:rPr>
-        <w:t xml:space="preserve">Step 1: Clean and </w:t>
-      </w:r>
-      <w:proofErr w:type="spellStart"/>
-      <w:r>
-        <w:rPr>
-          <w:color w:val="4A4A4A"/>
-        </w:rPr>
-        <w:t>normalise</w:t>
-      </w:r>
-      <w:proofErr w:type="spellEnd"/>
-      <w:r>
-        <w:rPr>
-          <w:color w:val="4A4A4A"/>
-        </w:rPr>
-        <w:t xml:space="preserve"> movie overview text (lowercase, Unicode </w:t>
-      </w:r>
-      <w:proofErr w:type="spellStart"/>
-      <w:r>
-        <w:rPr>
-          <w:color w:val="4A4A4A"/>
-        </w:rPr>
-        <w:t>normalisation</w:t>
-      </w:r>
-      <w:proofErr w:type="spellEnd"/>
-      <w:r>
-        <w:rPr>
-          <w:color w:val="4A4A4A"/>
-        </w:rPr>
-        <w:t>, strip HTML)</w:t>
+        <w:t>Step 1: Clean and normalise movie overview text (lowercase, Unicode normalisation, strip HTML)</w:t>
       </w:r>
     </w:p>
     <w:p>
@@ -7320,21 +6476,7 @@
         <w:rPr>
           <w:color w:val="4A4A4A"/>
         </w:rPr>
-        <w:t>Step 3: Stack all embeddings into a matrix of shape (</w:t>
-      </w:r>
-      <w:proofErr w:type="spellStart"/>
-      <w:r>
-        <w:rPr>
-          <w:color w:val="4A4A4A"/>
-        </w:rPr>
-        <w:t>N_movies</w:t>
-      </w:r>
-      <w:proofErr w:type="spellEnd"/>
-      <w:r>
-        <w:rPr>
-          <w:color w:val="4A4A4A"/>
-        </w:rPr>
-        <w:t>, 384)</w:t>
+        <w:t>Step 3: Stack all embeddings into a matrix of shape (N_movies, 384)</w:t>
       </w:r>
     </w:p>
     <w:p>
@@ -7350,35 +6492,7 @@
         <w:rPr>
           <w:color w:val="4A4A4A"/>
         </w:rPr>
-        <w:t>Step 4: Compute the pairwise cosine similarity matrix (</w:t>
-      </w:r>
-      <w:proofErr w:type="spellStart"/>
-      <w:r>
-        <w:rPr>
-          <w:color w:val="4A4A4A"/>
-        </w:rPr>
-        <w:t>N_movies</w:t>
-      </w:r>
-      <w:proofErr w:type="spellEnd"/>
-      <w:r>
-        <w:rPr>
-          <w:color w:val="4A4A4A"/>
-        </w:rPr>
-        <w:t xml:space="preserve"> x </w:t>
-      </w:r>
-      <w:proofErr w:type="spellStart"/>
-      <w:r>
-        <w:rPr>
-          <w:color w:val="4A4A4A"/>
-        </w:rPr>
-        <w:t>N_movies</w:t>
-      </w:r>
-      <w:proofErr w:type="spellEnd"/>
-      <w:r>
-        <w:rPr>
-          <w:color w:val="4A4A4A"/>
-        </w:rPr>
-        <w:t>)</w:t>
+        <w:t>Step 4: Compute the pairwise cosine similarity matrix (N_movies x N_movies)</w:t>
       </w:r>
     </w:p>
     <w:p>
@@ -7470,21 +6584,7 @@
         <w:rPr>
           <w:color w:val="4A4A4A"/>
         </w:rPr>
-        <w:t xml:space="preserve">After running FP-Growth on the transaction file, frequent </w:t>
-      </w:r>
-      <w:proofErr w:type="spellStart"/>
-      <w:r>
-        <w:rPr>
-          <w:color w:val="4A4A4A"/>
-        </w:rPr>
-        <w:t>itemsets</w:t>
-      </w:r>
-      <w:proofErr w:type="spellEnd"/>
-      <w:r>
-        <w:rPr>
-          <w:color w:val="4A4A4A"/>
-        </w:rPr>
-        <w:t xml:space="preserve"> were extracted at the chosen minimum support threshold. The strongest rules represent genuine behavioral predictions.</w:t>
+        <w:t>After running FP-Growth on the transaction file, frequent itemsets were extracted at the chosen minimum support threshold. The strongest rules represent genuine behavioral predictions.</w:t>
       </w:r>
     </w:p>
     <w:p>
@@ -7516,12 +6616,6 @@
         <w:gridCol w:w="1430"/>
       </w:tblGrid>
       <w:tr>
-        <w:tblPrEx>
-          <w:tblCellMar>
-            <w:top w:w="0" w:type="dxa"/>
-            <w:bottom w:w="0" w:type="dxa"/>
-          </w:tblCellMar>
-        </w:tblPrEx>
         <w:trPr>
           <w:tblHeader/>
         </w:trPr>
@@ -7647,12 +6741,6 @@
         </w:tc>
       </w:tr>
       <w:tr>
-        <w:tblPrEx>
-          <w:tblCellMar>
-            <w:top w:w="0" w:type="dxa"/>
-            <w:bottom w:w="0" w:type="dxa"/>
-          </w:tblCellMar>
-        </w:tblPrEx>
         <w:tc>
           <w:tcPr>
             <w:tcW w:w="2500" w:type="dxa"/>
@@ -7767,12 +6855,6 @@
         </w:tc>
       </w:tr>
       <w:tr>
-        <w:tblPrEx>
-          <w:tblCellMar>
-            <w:top w:w="0" w:type="dxa"/>
-            <w:bottom w:w="0" w:type="dxa"/>
-          </w:tblCellMar>
-        </w:tblPrEx>
         <w:tc>
           <w:tcPr>
             <w:tcW w:w="2500" w:type="dxa"/>
@@ -7887,12 +6969,6 @@
         </w:tc>
       </w:tr>
       <w:tr>
-        <w:tblPrEx>
-          <w:tblCellMar>
-            <w:top w:w="0" w:type="dxa"/>
-            <w:bottom w:w="0" w:type="dxa"/>
-          </w:tblCellMar>
-        </w:tblPrEx>
         <w:tc>
           <w:tcPr>
             <w:tcW w:w="2500" w:type="dxa"/>
@@ -8007,12 +7083,6 @@
         </w:tc>
       </w:tr>
       <w:tr>
-        <w:tblPrEx>
-          <w:tblCellMar>
-            <w:top w:w="0" w:type="dxa"/>
-            <w:bottom w:w="0" w:type="dxa"/>
-          </w:tblCellMar>
-        </w:tblPrEx>
         <w:tc>
           <w:tcPr>
             <w:tcW w:w="2500" w:type="dxa"/>
@@ -8127,12 +7197,6 @@
         </w:tc>
       </w:tr>
       <w:tr>
-        <w:tblPrEx>
-          <w:tblCellMar>
-            <w:top w:w="0" w:type="dxa"/>
-            <w:bottom w:w="0" w:type="dxa"/>
-          </w:tblCellMar>
-        </w:tblPrEx>
         <w:tc>
           <w:tcPr>
             <w:tcW w:w="2500" w:type="dxa"/>
@@ -8317,12 +7381,6 @@
         <w:gridCol w:w="3560"/>
       </w:tblGrid>
       <w:tr>
-        <w:tblPrEx>
-          <w:tblCellMar>
-            <w:top w:w="0" w:type="dxa"/>
-            <w:bottom w:w="0" w:type="dxa"/>
-          </w:tblCellMar>
-        </w:tblPrEx>
         <w:trPr>
           <w:tblHeader/>
         </w:trPr>
@@ -8418,12 +7476,6 @@
         </w:tc>
       </w:tr>
       <w:tr>
-        <w:tblPrEx>
-          <w:tblCellMar>
-            <w:top w:w="0" w:type="dxa"/>
-            <w:bottom w:w="0" w:type="dxa"/>
-          </w:tblCellMar>
-        </w:tblPrEx>
         <w:tc>
           <w:tcPr>
             <w:tcW w:w="2000" w:type="dxa"/>
@@ -8510,12 +7562,6 @@
         </w:tc>
       </w:tr>
       <w:tr>
-        <w:tblPrEx>
-          <w:tblCellMar>
-            <w:top w:w="0" w:type="dxa"/>
-            <w:bottom w:w="0" w:type="dxa"/>
-          </w:tblCellMar>
-        </w:tblPrEx>
         <w:tc>
           <w:tcPr>
             <w:tcW w:w="2000" w:type="dxa"/>
@@ -8602,12 +7648,6 @@
         </w:tc>
       </w:tr>
       <w:tr>
-        <w:tblPrEx>
-          <w:tblCellMar>
-            <w:top w:w="0" w:type="dxa"/>
-            <w:bottom w:w="0" w:type="dxa"/>
-          </w:tblCellMar>
-        </w:tblPrEx>
         <w:tc>
           <w:tcPr>
             <w:tcW w:w="2000" w:type="dxa"/>
@@ -8694,12 +7734,6 @@
         </w:tc>
       </w:tr>
       <w:tr>
-        <w:tblPrEx>
-          <w:tblCellMar>
-            <w:top w:w="0" w:type="dxa"/>
-            <w:bottom w:w="0" w:type="dxa"/>
-          </w:tblCellMar>
-        </w:tblPrEx>
         <w:tc>
           <w:tcPr>
             <w:tcW w:w="2000" w:type="dxa"/>
@@ -9011,21 +8045,7 @@
         <w:rPr>
           <w:color w:val="4A4A4A"/>
         </w:rPr>
-        <w:t xml:space="preserve">How it supports decisions: Identify the strongest rules; </w:t>
-      </w:r>
-      <w:proofErr w:type="spellStart"/>
-      <w:r>
-        <w:rPr>
-          <w:color w:val="4A4A4A"/>
-        </w:rPr>
-        <w:t>visualise</w:t>
-      </w:r>
-      <w:proofErr w:type="spellEnd"/>
-      <w:r>
-        <w:rPr>
-          <w:color w:val="4A4A4A"/>
-        </w:rPr>
-        <w:t xml:space="preserve"> the trade-off between breadth (confidence) and surprise (lift).</w:t>
+        <w:t>How it supports decisions: Identify the strongest rules; visualise the trade-off between breadth (confidence) and surprise (lift).</w:t>
       </w:r>
     </w:p>
     <w:p>
@@ -9161,21 +8181,7 @@
         <w:rPr>
           <w:color w:val="4A4A4A"/>
         </w:rPr>
-        <w:t xml:space="preserve">How it supports decisions: Surface the most surprising and defensible recommendation pairs; </w:t>
-      </w:r>
-      <w:proofErr w:type="spellStart"/>
-      <w:r>
-        <w:rPr>
-          <w:color w:val="4A4A4A"/>
-        </w:rPr>
-        <w:t>prioritise</w:t>
-      </w:r>
-      <w:proofErr w:type="spellEnd"/>
-      <w:r>
-        <w:rPr>
-          <w:color w:val="4A4A4A"/>
-        </w:rPr>
-        <w:t xml:space="preserve"> rules for the hybrid engine.</w:t>
+        <w:t>How it supports decisions: Surface the most surprising and defensible recommendation pairs; prioritise rules for the hybrid engine.</w:t>
       </w:r>
     </w:p>
     <w:p>
@@ -9283,12 +8289,6 @@
         <w:gridCol w:w="2860"/>
       </w:tblGrid>
       <w:tr>
-        <w:tblPrEx>
-          <w:tblCellMar>
-            <w:top w:w="0" w:type="dxa"/>
-            <w:bottom w:w="0" w:type="dxa"/>
-          </w:tblCellMar>
-        </w:tblPrEx>
         <w:trPr>
           <w:tblHeader/>
         </w:trPr>
@@ -9414,12 +8414,6 @@
         </w:tc>
       </w:tr>
       <w:tr>
-        <w:tblPrEx>
-          <w:tblCellMar>
-            <w:top w:w="0" w:type="dxa"/>
-            <w:bottom w:w="0" w:type="dxa"/>
-          </w:tblCellMar>
-        </w:tblPrEx>
         <w:tc>
           <w:tcPr>
             <w:tcW w:w="1000" w:type="dxa"/>
@@ -9494,23 +8488,13 @@
             </w:tcMar>
           </w:tcPr>
           <w:p>
-            <w:proofErr w:type="spellStart"/>
-            <w:r>
-              <w:rPr>
-                <w:color w:val="4A4A4A"/>
-                <w:sz w:val="20"/>
-                <w:szCs w:val="20"/>
-              </w:rPr>
-              <w:t>Normalised</w:t>
-            </w:r>
-            <w:proofErr w:type="spellEnd"/>
-            <w:r>
-              <w:rPr>
-                <w:color w:val="4A4A4A"/>
-                <w:sz w:val="20"/>
-                <w:szCs w:val="20"/>
-              </w:rPr>
-              <w:t xml:space="preserve"> maximum confidence from rules where this movie appears in the consequent</w:t>
+            <w:r>
+              <w:rPr>
+                <w:color w:val="4A4A4A"/>
+                <w:sz w:val="20"/>
+                <w:szCs w:val="20"/>
+              </w:rPr>
+              <w:t>Normalised maximum confidence from rules where this movie appears in the consequent</w:t>
             </w:r>
           </w:p>
         </w:tc>
@@ -9544,12 +8528,6 @@
         </w:tc>
       </w:tr>
       <w:tr>
-        <w:tblPrEx>
-          <w:tblCellMar>
-            <w:top w:w="0" w:type="dxa"/>
-            <w:bottom w:w="0" w:type="dxa"/>
-          </w:tblCellMar>
-        </w:tblPrEx>
         <w:tc>
           <w:tcPr>
             <w:tcW w:w="1000" w:type="dxa"/>
@@ -9630,25 +8608,7 @@
                 <w:sz w:val="20"/>
                 <w:szCs w:val="20"/>
               </w:rPr>
-              <w:t xml:space="preserve">Min-max </w:t>
-            </w:r>
-            <w:proofErr w:type="spellStart"/>
-            <w:r>
-              <w:rPr>
-                <w:color w:val="4A4A4A"/>
-                <w:sz w:val="20"/>
-                <w:szCs w:val="20"/>
-              </w:rPr>
-              <w:t>normalised</w:t>
-            </w:r>
-            <w:proofErr w:type="spellEnd"/>
-            <w:r>
-              <w:rPr>
-                <w:color w:val="4A4A4A"/>
-                <w:sz w:val="20"/>
-                <w:szCs w:val="20"/>
-              </w:rPr>
-              <w:t xml:space="preserve"> PageRank value for the movie node in the co-watching graph</w:t>
+              <w:t>Min-max normalised PageRank value for the movie node in the co-watching graph</w:t>
             </w:r>
           </w:p>
         </w:tc>
@@ -9700,12 +8660,6 @@
         </w:tc>
       </w:tr>
       <w:tr>
-        <w:tblPrEx>
-          <w:tblCellMar>
-            <w:top w:w="0" w:type="dxa"/>
-            <w:bottom w:w="0" w:type="dxa"/>
-          </w:tblCellMar>
-        </w:tblPrEx>
         <w:tc>
           <w:tcPr>
             <w:tcW w:w="1000" w:type="dxa"/>
@@ -9833,21 +8787,7 @@
         <w:rPr>
           <w:color w:val="4A4A4A"/>
         </w:rPr>
-        <w:t xml:space="preserve">The weights (0.4, 0.3, 0.3) are a starting point informed by the relative reliability of each signal in the current dataset. In a production system, these weights would be tuned using offline evaluation metrics (NDCG, </w:t>
-      </w:r>
-      <w:proofErr w:type="spellStart"/>
-      <w:r>
-        <w:rPr>
-          <w:color w:val="4A4A4A"/>
-        </w:rPr>
-        <w:t>precision@K</w:t>
-      </w:r>
-      <w:proofErr w:type="spellEnd"/>
-      <w:r>
-        <w:rPr>
-          <w:color w:val="4A4A4A"/>
-        </w:rPr>
-        <w:t>) and A/B testing.</w:t>
+        <w:t>The weights (0.4, 0.3, 0.3) are a starting point informed by the relative reliability of each signal in the current dataset. In a production system, these weights would be tuned using offline evaluation metrics (NDCG, precision@K) and A/B testing.</w:t>
       </w:r>
     </w:p>
     <w:p>
@@ -9918,12 +8858,6 @@
         <w:gridCol w:w="1886"/>
       </w:tblGrid>
       <w:tr>
-        <w:tblPrEx>
-          <w:tblCellMar>
-            <w:top w:w="0" w:type="dxa"/>
-            <w:bottom w:w="0" w:type="dxa"/>
-          </w:tblCellMar>
-        </w:tblPrEx>
         <w:trPr>
           <w:tblHeader/>
         </w:trPr>
@@ -10079,12 +9013,6 @@
         </w:tc>
       </w:tr>
       <w:tr>
-        <w:tblPrEx>
-          <w:tblCellMar>
-            <w:top w:w="0" w:type="dxa"/>
-            <w:bottom w:w="0" w:type="dxa"/>
-          </w:tblCellMar>
-        </w:tblPrEx>
         <w:tc>
           <w:tcPr>
             <w:tcW w:w="1500" w:type="dxa"/>
@@ -10193,25 +9121,7 @@
                 <w:sz w:val="20"/>
                 <w:szCs w:val="20"/>
               </w:rPr>
-              <w:t xml:space="preserve">Requires sufficient interaction history; doesn't </w:t>
-            </w:r>
-            <w:proofErr w:type="spellStart"/>
-            <w:r>
-              <w:rPr>
-                <w:color w:val="4A4A4A"/>
-                <w:sz w:val="20"/>
-                <w:szCs w:val="20"/>
-              </w:rPr>
-              <w:t>generalise</w:t>
-            </w:r>
-            <w:proofErr w:type="spellEnd"/>
-            <w:r>
-              <w:rPr>
-                <w:color w:val="4A4A4A"/>
-                <w:sz w:val="20"/>
-                <w:szCs w:val="20"/>
-              </w:rPr>
-              <w:t xml:space="preserve"> to unseen combinations; can inherit popularity bias</w:t>
+              <w:t>Requires sufficient interaction history; doesn't generalise to unseen combinations; can inherit popularity bias</w:t>
             </w:r>
           </w:p>
         </w:tc>
@@ -10245,12 +9155,6 @@
         </w:tc>
       </w:tr>
       <w:tr>
-        <w:tblPrEx>
-          <w:tblCellMar>
-            <w:top w:w="0" w:type="dxa"/>
-            <w:bottom w:w="0" w:type="dxa"/>
-          </w:tblCellMar>
-        </w:tblPrEx>
         <w:tc>
           <w:tcPr>
             <w:tcW w:w="1500" w:type="dxa"/>
@@ -10393,12 +9297,6 @@
         </w:tc>
       </w:tr>
       <w:tr>
-        <w:tblPrEx>
-          <w:tblCellMar>
-            <w:top w:w="0" w:type="dxa"/>
-            <w:bottom w:w="0" w:type="dxa"/>
-          </w:tblCellMar>
-        </w:tblPrEx>
         <w:tc>
           <w:tcPr>
             <w:tcW w:w="1500" w:type="dxa"/>
@@ -10608,21 +9506,7 @@
         <w:rPr>
           <w:color w:val="4A4A4A"/>
         </w:rPr>
-        <w:t xml:space="preserve">The project is implemented entirely in Python, running inside </w:t>
-      </w:r>
-      <w:proofErr w:type="spellStart"/>
-      <w:r>
-        <w:rPr>
-          <w:color w:val="4A4A4A"/>
-        </w:rPr>
-        <w:t>Jupyter</w:t>
-      </w:r>
-      <w:proofErr w:type="spellEnd"/>
-      <w:r>
-        <w:rPr>
-          <w:color w:val="4A4A4A"/>
-        </w:rPr>
-        <w:t xml:space="preserve"> notebooks. All dependencies are standard, open-source, and pip-installable.</w:t>
+        <w:t>The project is implemented entirely in Python, running inside Jupyter notebooks. All dependencies are standard, open-source, and pip-installable.</w:t>
       </w:r>
     </w:p>
     <w:p>
@@ -10653,12 +9537,6 @@
         <w:gridCol w:w="4560"/>
       </w:tblGrid>
       <w:tr>
-        <w:tblPrEx>
-          <w:tblCellMar>
-            <w:top w:w="0" w:type="dxa"/>
-            <w:bottom w:w="0" w:type="dxa"/>
-          </w:tblCellMar>
-        </w:tblPrEx>
         <w:trPr>
           <w:tblHeader/>
         </w:trPr>
@@ -10754,12 +9632,6 @@
         </w:tc>
       </w:tr>
       <w:tr>
-        <w:tblPrEx>
-          <w:tblCellMar>
-            <w:top w:w="0" w:type="dxa"/>
-            <w:bottom w:w="0" w:type="dxa"/>
-          </w:tblCellMar>
-        </w:tblPrEx>
         <w:tc>
           <w:tcPr>
             <w:tcW w:w="2000" w:type="dxa"/>
@@ -10846,12 +9718,6 @@
         </w:tc>
       </w:tr>
       <w:tr>
-        <w:tblPrEx>
-          <w:tblCellMar>
-            <w:top w:w="0" w:type="dxa"/>
-            <w:bottom w:w="0" w:type="dxa"/>
-          </w:tblCellMar>
-        </w:tblPrEx>
         <w:tc>
           <w:tcPr>
             <w:tcW w:w="2000" w:type="dxa"/>
@@ -10898,7 +9764,6 @@
             </w:tcMar>
           </w:tcPr>
           <w:p>
-            <w:proofErr w:type="spellStart"/>
             <w:r>
               <w:rPr>
                 <w:color w:val="4A4A4A"/>
@@ -10907,7 +9772,6 @@
               </w:rPr>
               <w:t>mlxtend</w:t>
             </w:r>
-            <w:proofErr w:type="spellEnd"/>
           </w:p>
         </w:tc>
         <w:tc>
@@ -10934,36 +9798,12 @@
                 <w:sz w:val="20"/>
                 <w:szCs w:val="20"/>
               </w:rPr>
-              <w:t xml:space="preserve">FP-Growth and </w:t>
-            </w:r>
-            <w:proofErr w:type="spellStart"/>
-            <w:r>
-              <w:rPr>
-                <w:color w:val="4A4A4A"/>
-                <w:sz w:val="20"/>
-                <w:szCs w:val="20"/>
-              </w:rPr>
-              <w:t>Apriori</w:t>
-            </w:r>
-            <w:proofErr w:type="spellEnd"/>
-            <w:r>
-              <w:rPr>
-                <w:color w:val="4A4A4A"/>
-                <w:sz w:val="20"/>
-                <w:szCs w:val="20"/>
-              </w:rPr>
-              <w:t xml:space="preserve"> algorithms; frequent itemset and rule extraction</w:t>
+              <w:t>FP-Growth and Apriori algorithms; frequent itemset and rule extraction</w:t>
             </w:r>
           </w:p>
         </w:tc>
       </w:tr>
       <w:tr>
-        <w:tblPrEx>
-          <w:tblCellMar>
-            <w:top w:w="0" w:type="dxa"/>
-            <w:bottom w:w="0" w:type="dxa"/>
-          </w:tblCellMar>
-        </w:tblPrEx>
         <w:tc>
           <w:tcPr>
             <w:tcW w:w="2000" w:type="dxa"/>
@@ -11010,7 +9850,6 @@
             </w:tcMar>
           </w:tcPr>
           <w:p>
-            <w:proofErr w:type="spellStart"/>
             <w:r>
               <w:rPr>
                 <w:color w:val="4A4A4A"/>
@@ -11019,7 +9858,6 @@
               </w:rPr>
               <w:t>NetworkX</w:t>
             </w:r>
-            <w:proofErr w:type="spellEnd"/>
           </w:p>
         </w:tc>
         <w:tc>
@@ -11052,12 +9890,6 @@
         </w:tc>
       </w:tr>
       <w:tr>
-        <w:tblPrEx>
-          <w:tblCellMar>
-            <w:top w:w="0" w:type="dxa"/>
-            <w:bottom w:w="0" w:type="dxa"/>
-          </w:tblCellMar>
-        </w:tblPrEx>
         <w:tc>
           <w:tcPr>
             <w:tcW w:w="2000" w:type="dxa"/>
@@ -11110,25 +9942,7 @@
                 <w:sz w:val="20"/>
                 <w:szCs w:val="20"/>
               </w:rPr>
-              <w:t>Transformers (</w:t>
-            </w:r>
-            <w:proofErr w:type="spellStart"/>
-            <w:r>
-              <w:rPr>
-                <w:color w:val="4A4A4A"/>
-                <w:sz w:val="20"/>
-                <w:szCs w:val="20"/>
-              </w:rPr>
-              <w:t>HuggingFace</w:t>
-            </w:r>
-            <w:proofErr w:type="spellEnd"/>
-            <w:r>
-              <w:rPr>
-                <w:color w:val="4A4A4A"/>
-                <w:sz w:val="20"/>
-                <w:szCs w:val="20"/>
-              </w:rPr>
-              <w:t>), Sentence-BERT</w:t>
+              <w:t>Transformers (HuggingFace), Sentence-BERT</w:t>
             </w:r>
           </w:p>
         </w:tc>
@@ -11162,12 +9976,6 @@
         </w:tc>
       </w:tr>
       <w:tr>
-        <w:tblPrEx>
-          <w:tblCellMar>
-            <w:top w:w="0" w:type="dxa"/>
-            <w:bottom w:w="0" w:type="dxa"/>
-          </w:tblCellMar>
-        </w:tblPrEx>
         <w:tc>
           <w:tcPr>
             <w:tcW w:w="2000" w:type="dxa"/>
@@ -11254,12 +10062,6 @@
         </w:tc>
       </w:tr>
       <w:tr>
-        <w:tblPrEx>
-          <w:tblCellMar>
-            <w:top w:w="0" w:type="dxa"/>
-            <w:bottom w:w="0" w:type="dxa"/>
-          </w:tblCellMar>
-        </w:tblPrEx>
         <w:tc>
           <w:tcPr>
             <w:tcW w:w="2000" w:type="dxa"/>
@@ -11278,7 +10080,6 @@
             </w:tcMar>
           </w:tcPr>
           <w:p>
-            <w:proofErr w:type="spellStart"/>
             <w:r>
               <w:rPr>
                 <w:color w:val="4A4A4A"/>
@@ -11287,7 +10088,6 @@
               </w:rPr>
               <w:t>Visualisation</w:t>
             </w:r>
-            <w:proofErr w:type="spellEnd"/>
           </w:p>
         </w:tc>
         <w:tc>
@@ -11314,18 +10114,8 @@
                 <w:sz w:val="20"/>
                 <w:szCs w:val="20"/>
               </w:rPr>
-              <w:t xml:space="preserve">Matplotlib, Seaborn, </w:t>
-            </w:r>
-            <w:proofErr w:type="spellStart"/>
-            <w:r>
-              <w:rPr>
-                <w:color w:val="4A4A4A"/>
-                <w:sz w:val="20"/>
-                <w:szCs w:val="20"/>
-              </w:rPr>
-              <w:t>Plotly</w:t>
-            </w:r>
-            <w:proofErr w:type="spellEnd"/>
+              <w:t>Matplotlib, Seaborn, Plotly</w:t>
+            </w:r>
           </w:p>
         </w:tc>
         <w:tc>
@@ -11358,12 +10148,6 @@
         </w:tc>
       </w:tr>
       <w:tr>
-        <w:tblPrEx>
-          <w:tblCellMar>
-            <w:top w:w="0" w:type="dxa"/>
-            <w:bottom w:w="0" w:type="dxa"/>
-          </w:tblCellMar>
-        </w:tblPrEx>
         <w:tc>
           <w:tcPr>
             <w:tcW w:w="2000" w:type="dxa"/>
@@ -11410,23 +10194,13 @@
             </w:tcMar>
           </w:tcPr>
           <w:p>
-            <w:proofErr w:type="spellStart"/>
-            <w:r>
-              <w:rPr>
-                <w:color w:val="4A4A4A"/>
-                <w:sz w:val="20"/>
-                <w:szCs w:val="20"/>
-              </w:rPr>
-              <w:t>Jupyter</w:t>
-            </w:r>
-            <w:proofErr w:type="spellEnd"/>
-            <w:r>
-              <w:rPr>
-                <w:color w:val="4A4A4A"/>
-                <w:sz w:val="20"/>
-                <w:szCs w:val="20"/>
-              </w:rPr>
-              <w:t xml:space="preserve"> Notebook / Lab</w:t>
+            <w:r>
+              <w:rPr>
+                <w:color w:val="4A4A4A"/>
+                <w:sz w:val="20"/>
+                <w:szCs w:val="20"/>
+              </w:rPr>
+              <w:t>Jupyter Notebook / Lab</w:t>
             </w:r>
           </w:p>
         </w:tc>
@@ -11454,36 +10228,12 @@
                 <w:sz w:val="20"/>
                 <w:szCs w:val="20"/>
               </w:rPr>
-              <w:t xml:space="preserve">Interactive development, inline </w:t>
-            </w:r>
-            <w:proofErr w:type="spellStart"/>
-            <w:r>
-              <w:rPr>
-                <w:color w:val="4A4A4A"/>
-                <w:sz w:val="20"/>
-                <w:szCs w:val="20"/>
-              </w:rPr>
-              <w:t>visualisation</w:t>
-            </w:r>
-            <w:proofErr w:type="spellEnd"/>
-            <w:r>
-              <w:rPr>
-                <w:color w:val="4A4A4A"/>
-                <w:sz w:val="20"/>
-                <w:szCs w:val="20"/>
-              </w:rPr>
-              <w:t>, reproducible analysis</w:t>
+              <w:t>Interactive development, inline visualisation, reproducible analysis</w:t>
             </w:r>
           </w:p>
         </w:tc>
       </w:tr>
       <w:tr>
-        <w:tblPrEx>
-          <w:tblCellMar>
-            <w:top w:w="0" w:type="dxa"/>
-            <w:bottom w:w="0" w:type="dxa"/>
-          </w:tblCellMar>
-        </w:tblPrEx>
         <w:tc>
           <w:tcPr>
             <w:tcW w:w="2000" w:type="dxa"/>
@@ -11570,12 +10320,6 @@
         </w:tc>
       </w:tr>
       <w:tr>
-        <w:tblPrEx>
-          <w:tblCellMar>
-            <w:top w:w="0" w:type="dxa"/>
-            <w:bottom w:w="0" w:type="dxa"/>
-          </w:tblCellMar>
-        </w:tblPrEx>
         <w:tc>
           <w:tcPr>
             <w:tcW w:w="2000" w:type="dxa"/>
@@ -11622,7 +10366,6 @@
             </w:tcMar>
           </w:tcPr>
           <w:p>
-            <w:proofErr w:type="spellStart"/>
             <w:proofErr w:type="gramStart"/>
             <w:r>
               <w:rPr>
@@ -11632,7 +10375,6 @@
               </w:rPr>
               <w:t>ReportLab</w:t>
             </w:r>
-            <w:proofErr w:type="spellEnd"/>
             <w:proofErr w:type="gramEnd"/>
             <w:r>
               <w:rPr>
@@ -11755,12 +10497,6 @@
         <w:gridCol w:w="6360"/>
       </w:tblGrid>
       <w:tr>
-        <w:tblPrEx>
-          <w:tblCellMar>
-            <w:top w:w="0" w:type="dxa"/>
-            <w:bottom w:w="0" w:type="dxa"/>
-          </w:tblCellMar>
-        </w:tblPrEx>
         <w:trPr>
           <w:tblHeader/>
         </w:trPr>
@@ -11826,12 +10562,6 @@
         </w:tc>
       </w:tr>
       <w:tr>
-        <w:tblPrEx>
-          <w:tblCellMar>
-            <w:top w:w="0" w:type="dxa"/>
-            <w:bottom w:w="0" w:type="dxa"/>
-          </w:tblCellMar>
-        </w:tblPrEx>
         <w:tc>
           <w:tcPr>
             <w:tcW w:w="3000" w:type="dxa"/>
@@ -11856,18 +10586,8 @@
                 <w:sz w:val="20"/>
                 <w:szCs w:val="20"/>
               </w:rPr>
-              <w:t xml:space="preserve">Better </w:t>
-            </w:r>
-            <w:proofErr w:type="spellStart"/>
-            <w:r>
-              <w:rPr>
-                <w:color w:val="4A4A4A"/>
-                <w:sz w:val="20"/>
-                <w:szCs w:val="20"/>
-              </w:rPr>
-              <w:t>personalisation</w:t>
-            </w:r>
-            <w:proofErr w:type="spellEnd"/>
+              <w:t>Better personalisation</w:t>
+            </w:r>
           </w:p>
         </w:tc>
         <w:tc>
@@ -11900,12 +10620,6 @@
         </w:tc>
       </w:tr>
       <w:tr>
-        <w:tblPrEx>
-          <w:tblCellMar>
-            <w:top w:w="0" w:type="dxa"/>
-            <w:bottom w:w="0" w:type="dxa"/>
-          </w:tblCellMar>
-        </w:tblPrEx>
         <w:tc>
           <w:tcPr>
             <w:tcW w:w="3000" w:type="dxa"/>
@@ -11964,12 +10678,6 @@
         </w:tc>
       </w:tr>
       <w:tr>
-        <w:tblPrEx>
-          <w:tblCellMar>
-            <w:top w:w="0" w:type="dxa"/>
-            <w:bottom w:w="0" w:type="dxa"/>
-          </w:tblCellMar>
-        </w:tblPrEx>
         <w:tc>
           <w:tcPr>
             <w:tcW w:w="3000" w:type="dxa"/>
@@ -12028,12 +10736,6 @@
         </w:tc>
       </w:tr>
       <w:tr>
-        <w:tblPrEx>
-          <w:tblCellMar>
-            <w:top w:w="0" w:type="dxa"/>
-            <w:bottom w:w="0" w:type="dxa"/>
-          </w:tblCellMar>
-        </w:tblPrEx>
         <w:tc>
           <w:tcPr>
             <w:tcW w:w="3000" w:type="dxa"/>
@@ -12092,12 +10794,6 @@
         </w:tc>
       </w:tr>
       <w:tr>
-        <w:tblPrEx>
-          <w:tblCellMar>
-            <w:top w:w="0" w:type="dxa"/>
-            <w:bottom w:w="0" w:type="dxa"/>
-          </w:tblCellMar>
-        </w:tblPrEx>
         <w:tc>
           <w:tcPr>
             <w:tcW w:w="3000" w:type="dxa"/>
@@ -12122,18 +10818,8 @@
                 <w:sz w:val="20"/>
                 <w:szCs w:val="20"/>
               </w:rPr>
-              <w:t xml:space="preserve">Long-tail </w:t>
-            </w:r>
-            <w:proofErr w:type="spellStart"/>
-            <w:r>
-              <w:rPr>
-                <w:color w:val="4A4A4A"/>
-                <w:sz w:val="20"/>
-                <w:szCs w:val="20"/>
-              </w:rPr>
-              <w:t>monetisation</w:t>
-            </w:r>
-            <w:proofErr w:type="spellEnd"/>
+              <w:t>Long-tail monetisation</w:t>
+            </w:r>
           </w:p>
         </w:tc>
         <w:tc>
@@ -12166,12 +10852,6 @@
         </w:tc>
       </w:tr>
       <w:tr>
-        <w:tblPrEx>
-          <w:tblCellMar>
-            <w:top w:w="0" w:type="dxa"/>
-            <w:bottom w:w="0" w:type="dxa"/>
-          </w:tblCellMar>
-        </w:tblPrEx>
         <w:tc>
           <w:tcPr>
             <w:tcW w:w="3000" w:type="dxa"/>
@@ -12224,28 +10904,12 @@
                 <w:sz w:val="20"/>
                 <w:szCs w:val="20"/>
               </w:rPr>
-              <w:t>Three complementary signals reduce filter bubbles and genre over-</w:t>
-            </w:r>
-            <w:proofErr w:type="spellStart"/>
-            <w:r>
-              <w:rPr>
-                <w:color w:val="4A4A4A"/>
-                <w:sz w:val="20"/>
-                <w:szCs w:val="20"/>
-              </w:rPr>
-              <w:t>specialisation</w:t>
-            </w:r>
-            <w:proofErr w:type="spellEnd"/>
+              <w:t>Three complementary signals reduce filter bubbles and genre over-specialisation</w:t>
+            </w:r>
           </w:p>
         </w:tc>
       </w:tr>
       <w:tr>
-        <w:tblPrEx>
-          <w:tblCellMar>
-            <w:top w:w="0" w:type="dxa"/>
-            <w:bottom w:w="0" w:type="dxa"/>
-          </w:tblCellMar>
-        </w:tblPrEx>
         <w:tc>
           <w:tcPr>
             <w:tcW w:w="3000" w:type="dxa"/>
@@ -12304,12 +10968,6 @@
         </w:tc>
       </w:tr>
       <w:tr>
-        <w:tblPrEx>
-          <w:tblCellMar>
-            <w:top w:w="0" w:type="dxa"/>
-            <w:bottom w:w="0" w:type="dxa"/>
-          </w:tblCellMar>
-        </w:tblPrEx>
         <w:tc>
           <w:tcPr>
             <w:tcW w:w="3000" w:type="dxa"/>
@@ -12599,21 +11257,7 @@
         <w:rPr>
           <w:color w:val="4A4A4A"/>
         </w:rPr>
-        <w:t xml:space="preserve">The hybrid formula weights (0.4, 0.3, 0.3) are informed estimates, not </w:t>
-      </w:r>
-      <w:proofErr w:type="spellStart"/>
-      <w:r>
-        <w:rPr>
-          <w:color w:val="4A4A4A"/>
-        </w:rPr>
-        <w:t>optimised</w:t>
-      </w:r>
-      <w:proofErr w:type="spellEnd"/>
-      <w:r>
-        <w:rPr>
-          <w:color w:val="4A4A4A"/>
-        </w:rPr>
-        <w:t xml:space="preserve"> values. Without offline evaluation datasets with ground-truth relevance labels and A/B test infrastructure, the optimal weights cannot be determined.</w:t>
+        <w:t>The hybrid formula weights (0.4, 0.3, 0.3) are informed estimates, not optimised values. Without offline evaluation datasets with ground-truth relevance labels and A/B test infrastructure, the optimal weights cannot be determined.</w:t>
       </w:r>
     </w:p>
     <w:p>
@@ -12827,12 +11471,6 @@
         <w:gridCol w:w="7660"/>
       </w:tblGrid>
       <w:tr>
-        <w:tblPrEx>
-          <w:tblCellMar>
-            <w:top w:w="0" w:type="dxa"/>
-            <w:bottom w:w="0" w:type="dxa"/>
-          </w:tblCellMar>
-        </w:tblPrEx>
         <w:trPr>
           <w:tblHeader/>
         </w:trPr>
@@ -12928,12 +11566,6 @@
         </w:tc>
       </w:tr>
       <w:tr>
-        <w:tblPrEx>
-          <w:tblCellMar>
-            <w:top w:w="0" w:type="dxa"/>
-            <w:bottom w:w="0" w:type="dxa"/>
-          </w:tblCellMar>
-        </w:tblPrEx>
         <w:tc>
           <w:tcPr>
             <w:tcW w:w="500" w:type="dxa"/>
@@ -13014,36 +11646,12 @@
                 <w:sz w:val="20"/>
                 <w:szCs w:val="20"/>
               </w:rPr>
-              <w:t xml:space="preserve">Harper, F. M., &amp; </w:t>
-            </w:r>
-            <w:proofErr w:type="spellStart"/>
-            <w:r>
-              <w:rPr>
-                <w:color w:val="4A4A4A"/>
-                <w:sz w:val="20"/>
-                <w:szCs w:val="20"/>
-              </w:rPr>
-              <w:t>Konstan</w:t>
-            </w:r>
-            <w:proofErr w:type="spellEnd"/>
-            <w:r>
-              <w:rPr>
-                <w:color w:val="4A4A4A"/>
-                <w:sz w:val="20"/>
-                <w:szCs w:val="20"/>
-              </w:rPr>
-              <w:t>, J. A. (2015). The MovieLens Datasets: History and Context. ACM Transactions on Interactive Intelligent Systems (TiiS), 5(4), 1–19.</w:t>
+              <w:t>Harper, F. M., &amp; Konstan, J. A. (2015). The MovieLens Datasets: History and Context. ACM Transactions on Interactive Intelligent Systems (TiiS), 5(4), 1–19.</w:t>
             </w:r>
           </w:p>
         </w:tc>
       </w:tr>
       <w:tr>
-        <w:tblPrEx>
-          <w:tblCellMar>
-            <w:top w:w="0" w:type="dxa"/>
-            <w:bottom w:w="0" w:type="dxa"/>
-          </w:tblCellMar>
-        </w:tblPrEx>
         <w:tc>
           <w:tcPr>
             <w:tcW w:w="500" w:type="dxa"/>
@@ -13118,34 +11726,18 @@
             </w:tcMar>
           </w:tcPr>
           <w:p>
-            <w:proofErr w:type="spellStart"/>
-            <w:r>
-              <w:rPr>
-                <w:color w:val="4A4A4A"/>
-                <w:sz w:val="20"/>
-                <w:szCs w:val="20"/>
-              </w:rPr>
-              <w:t>TMDb</w:t>
-            </w:r>
-            <w:proofErr w:type="spellEnd"/>
-            <w:r>
-              <w:rPr>
-                <w:color w:val="4A4A4A"/>
-                <w:sz w:val="20"/>
-                <w:szCs w:val="20"/>
-              </w:rPr>
-              <w:t xml:space="preserve"> (The Movie Database). tmdb_5000_movies dataset. https://www.themoviedb.org/</w:t>
+            <w:r>
+              <w:rPr>
+                <w:color w:val="4A4A4A"/>
+                <w:sz w:val="20"/>
+                <w:szCs w:val="20"/>
+              </w:rPr>
+              <w:t>TMDb (The Movie Database). tmdb_5000_movies dataset. https://www.themoviedb.org/</w:t>
             </w:r>
           </w:p>
         </w:tc>
       </w:tr>
       <w:tr>
-        <w:tblPrEx>
-          <w:tblCellMar>
-            <w:top w:w="0" w:type="dxa"/>
-            <w:bottom w:w="0" w:type="dxa"/>
-          </w:tblCellMar>
-        </w:tblPrEx>
         <w:tc>
           <w:tcPr>
             <w:tcW w:w="500" w:type="dxa"/>
@@ -13232,12 +11824,6 @@
         </w:tc>
       </w:tr>
       <w:tr>
-        <w:tblPrEx>
-          <w:tblCellMar>
-            <w:top w:w="0" w:type="dxa"/>
-            <w:bottom w:w="0" w:type="dxa"/>
-          </w:tblCellMar>
-        </w:tblPrEx>
         <w:tc>
           <w:tcPr>
             <w:tcW w:w="500" w:type="dxa"/>
@@ -13324,12 +11910,6 @@
         </w:tc>
       </w:tr>
       <w:tr>
-        <w:tblPrEx>
-          <w:tblCellMar>
-            <w:top w:w="0" w:type="dxa"/>
-            <w:bottom w:w="0" w:type="dxa"/>
-          </w:tblCellMar>
-        </w:tblPrEx>
         <w:tc>
           <w:tcPr>
             <w:tcW w:w="500" w:type="dxa"/>
@@ -13410,36 +11990,12 @@
                 <w:sz w:val="20"/>
                 <w:szCs w:val="20"/>
               </w:rPr>
-              <w:t xml:space="preserve">Page, L., Brin, S., Motwani, R., &amp; Winograd, T. (1999). The PageRank Citation Ranking: Bringing Order to the Web. Stanford </w:t>
-            </w:r>
-            <w:proofErr w:type="spellStart"/>
-            <w:r>
-              <w:rPr>
-                <w:color w:val="4A4A4A"/>
-                <w:sz w:val="20"/>
-                <w:szCs w:val="20"/>
-              </w:rPr>
-              <w:t>InfoLab</w:t>
-            </w:r>
-            <w:proofErr w:type="spellEnd"/>
-            <w:r>
-              <w:rPr>
-                <w:color w:val="4A4A4A"/>
-                <w:sz w:val="20"/>
-                <w:szCs w:val="20"/>
-              </w:rPr>
-              <w:t xml:space="preserve"> Technical Report.</w:t>
+              <w:t>Page, L., Brin, S., Motwani, R., &amp; Winograd, T. (1999). The PageRank Citation Ranking: Bringing Order to the Web. Stanford InfoLab Technical Report.</w:t>
             </w:r>
           </w:p>
         </w:tc>
       </w:tr>
       <w:tr>
-        <w:tblPrEx>
-          <w:tblCellMar>
-            <w:top w:w="0" w:type="dxa"/>
-            <w:bottom w:w="0" w:type="dxa"/>
-          </w:tblCellMar>
-        </w:tblPrEx>
         <w:tc>
           <w:tcPr>
             <w:tcW w:w="500" w:type="dxa"/>
@@ -13526,12 +12082,6 @@
         </w:tc>
       </w:tr>
       <w:tr>
-        <w:tblPrEx>
-          <w:tblCellMar>
-            <w:top w:w="0" w:type="dxa"/>
-            <w:bottom w:w="0" w:type="dxa"/>
-          </w:tblCellMar>
-        </w:tblPrEx>
         <w:tc>
           <w:tcPr>
             <w:tcW w:w="500" w:type="dxa"/>
@@ -13618,12 +12168,6 @@
         </w:tc>
       </w:tr>
       <w:tr>
-        <w:tblPrEx>
-          <w:tblCellMar>
-            <w:top w:w="0" w:type="dxa"/>
-            <w:bottom w:w="0" w:type="dxa"/>
-          </w:tblCellMar>
-        </w:tblPrEx>
         <w:tc>
           <w:tcPr>
             <w:tcW w:w="500" w:type="dxa"/>
@@ -13704,36 +12248,12 @@
                 <w:sz w:val="20"/>
                 <w:szCs w:val="20"/>
               </w:rPr>
-              <w:t xml:space="preserve">Reimers, N., &amp; </w:t>
-            </w:r>
-            <w:proofErr w:type="spellStart"/>
-            <w:r>
-              <w:rPr>
-                <w:color w:val="4A4A4A"/>
-                <w:sz w:val="20"/>
-                <w:szCs w:val="20"/>
-              </w:rPr>
-              <w:t>Gurevych</w:t>
-            </w:r>
-            <w:proofErr w:type="spellEnd"/>
-            <w:r>
-              <w:rPr>
-                <w:color w:val="4A4A4A"/>
-                <w:sz w:val="20"/>
-                <w:szCs w:val="20"/>
-              </w:rPr>
-              <w:t>, I. (2019). Sentence-BERT: Sentence Embeddings using Siamese BERT-Networks. EMNLP-IJCNLP 2019.</w:t>
+              <w:t>Reimers, N., &amp; Gurevych, I. (2019). Sentence-BERT: Sentence Embeddings using Siamese BERT-Networks. EMNLP-IJCNLP 2019.</w:t>
             </w:r>
           </w:p>
         </w:tc>
       </w:tr>
       <w:tr>
-        <w:tblPrEx>
-          <w:tblCellMar>
-            <w:top w:w="0" w:type="dxa"/>
-            <w:bottom w:w="0" w:type="dxa"/>
-          </w:tblCellMar>
-        </w:tblPrEx>
         <w:tc>
           <w:tcPr>
             <w:tcW w:w="500" w:type="dxa"/>
@@ -13820,12 +12340,6 @@
         </w:tc>
       </w:tr>
       <w:tr>
-        <w:tblPrEx>
-          <w:tblCellMar>
-            <w:top w:w="0" w:type="dxa"/>
-            <w:bottom w:w="0" w:type="dxa"/>
-          </w:tblCellMar>
-        </w:tblPrEx>
         <w:tc>
           <w:tcPr>
             <w:tcW w:w="500" w:type="dxa"/>
@@ -14165,6 +12679,95 @@
     </w:lvl>
   </w:abstractNum>
   <w:abstractNum w:abstractNumId="1" w15:restartNumberingAfterBreak="0">
+    <w:nsid w:val="33FB5837"/>
+    <w:multiLevelType w:val="hybridMultilevel"/>
+    <w:tmpl w:val="54D03B02"/>
+    <w:lvl w:ilvl="0" w:tplc="E1A63A92">
+      <w:start w:val="1"/>
+      <w:numFmt w:val="decimalZero"/>
+      <w:lvlText w:val="%1"/>
+      <w:lvlJc w:val="left"/>
+      <w:pPr>
+        <w:ind w:left="732" w:hanging="372"/>
+      </w:pPr>
+      <w:rPr>
+        <w:rFonts w:hint="default"/>
+      </w:rPr>
+    </w:lvl>
+    <w:lvl w:ilvl="1" w:tplc="04090019" w:tentative="1">
+      <w:start w:val="1"/>
+      <w:numFmt w:val="lowerLetter"/>
+      <w:lvlText w:val="%2."/>
+      <w:lvlJc w:val="left"/>
+      <w:pPr>
+        <w:ind w:left="1440" w:hanging="360"/>
+      </w:pPr>
+    </w:lvl>
+    <w:lvl w:ilvl="2" w:tplc="0409001B" w:tentative="1">
+      <w:start w:val="1"/>
+      <w:numFmt w:val="lowerRoman"/>
+      <w:lvlText w:val="%3."/>
+      <w:lvlJc w:val="right"/>
+      <w:pPr>
+        <w:ind w:left="2160" w:hanging="180"/>
+      </w:pPr>
+    </w:lvl>
+    <w:lvl w:ilvl="3" w:tplc="0409000F" w:tentative="1">
+      <w:start w:val="1"/>
+      <w:numFmt w:val="decimal"/>
+      <w:lvlText w:val="%4."/>
+      <w:lvlJc w:val="left"/>
+      <w:pPr>
+        <w:ind w:left="2880" w:hanging="360"/>
+      </w:pPr>
+    </w:lvl>
+    <w:lvl w:ilvl="4" w:tplc="04090019" w:tentative="1">
+      <w:start w:val="1"/>
+      <w:numFmt w:val="lowerLetter"/>
+      <w:lvlText w:val="%5."/>
+      <w:lvlJc w:val="left"/>
+      <w:pPr>
+        <w:ind w:left="3600" w:hanging="360"/>
+      </w:pPr>
+    </w:lvl>
+    <w:lvl w:ilvl="5" w:tplc="0409001B" w:tentative="1">
+      <w:start w:val="1"/>
+      <w:numFmt w:val="lowerRoman"/>
+      <w:lvlText w:val="%6."/>
+      <w:lvlJc w:val="right"/>
+      <w:pPr>
+        <w:ind w:left="4320" w:hanging="180"/>
+      </w:pPr>
+    </w:lvl>
+    <w:lvl w:ilvl="6" w:tplc="0409000F" w:tentative="1">
+      <w:start w:val="1"/>
+      <w:numFmt w:val="decimal"/>
+      <w:lvlText w:val="%7."/>
+      <w:lvlJc w:val="left"/>
+      <w:pPr>
+        <w:ind w:left="5040" w:hanging="360"/>
+      </w:pPr>
+    </w:lvl>
+    <w:lvl w:ilvl="7" w:tplc="04090019" w:tentative="1">
+      <w:start w:val="1"/>
+      <w:numFmt w:val="lowerLetter"/>
+      <w:lvlText w:val="%8."/>
+      <w:lvlJc w:val="left"/>
+      <w:pPr>
+        <w:ind w:left="5760" w:hanging="360"/>
+      </w:pPr>
+    </w:lvl>
+    <w:lvl w:ilvl="8" w:tplc="0409001B" w:tentative="1">
+      <w:start w:val="1"/>
+      <w:numFmt w:val="lowerRoman"/>
+      <w:lvlText w:val="%9."/>
+      <w:lvlJc w:val="right"/>
+      <w:pPr>
+        <w:ind w:left="6480" w:hanging="180"/>
+      </w:pPr>
+    </w:lvl>
+  </w:abstractNum>
+  <w:abstractNum w:abstractNumId="2" w15:restartNumberingAfterBreak="0">
     <w:nsid w:val="38F832B5"/>
     <w:multiLevelType w:val="hybridMultilevel"/>
     <w:tmpl w:val="FC6A02A6"/>
@@ -14218,7 +12821,7 @@
       <w:lvlJc w:val="left"/>
     </w:lvl>
   </w:abstractNum>
-  <w:abstractNum w:abstractNumId="2" w15:restartNumberingAfterBreak="0">
+  <w:abstractNum w:abstractNumId="3" w15:restartNumberingAfterBreak="0">
     <w:nsid w:val="6978790C"/>
     <w:multiLevelType w:val="hybridMultilevel"/>
     <w:tmpl w:val="6C3CBF52"/>
@@ -14305,7 +12908,7 @@
     </w:lvl>
   </w:abstractNum>
   <w:num w:numId="1" w16cid:durableId="409427979">
-    <w:abstractNumId w:val="2"/>
+    <w:abstractNumId w:val="3"/>
     <w:lvlOverride w:ilvl="0">
       <w:startOverride w:val="1"/>
     </w:lvlOverride>
@@ -14317,10 +12920,13 @@
     </w:lvlOverride>
   </w:num>
   <w:num w:numId="3" w16cid:durableId="945388250">
-    <w:abstractNumId w:val="1"/>
+    <w:abstractNumId w:val="2"/>
     <w:lvlOverride w:ilvl="0">
       <w:startOverride w:val="1"/>
     </w:lvlOverride>
+  </w:num>
+  <w:num w:numId="4" w16cid:durableId="1355229526">
+    <w:abstractNumId w:val="1"/>
   </w:num>
 </w:numbering>
 </file>
